--- a/交付成果/第三轮修订版/第三轮4周版/读书会13_业与轮回_4周资料包（第三版修订）/Word版/第2周_业的成熟与善不善业_主持人版.docx
+++ b/交付成果/第三轮修订版/第三轮4周版/读书会13_业与轮回_4周资料包（第三版修订）/Word版/第2周_业的成熟与善不善业_主持人版.docx
@@ -13126,6 +13126,741 @@
           <w:b w:val="0"/>
         </w:rPr>
         <w:t>&lt;!--EXT_READ--&gt;</w:t>
+      </w:r>
+    </w:p>
+    <w:p>
+      <w:r>
+        <w:rPr>
+          <w:b/>
+          <w:color w:val="1F3864"/>
+          <w:sz w:val="26"/>
+        </w:rPr>
+        <w:t>🖼 课件原图（源 PDF 渲染·供投屏）</w:t>
+      </w:r>
+    </w:p>
+    <w:p>
+      <w:pPr>
+        <w:ind w:left="170"/>
+        <w:pBdr>
+          <w:left w:val="single" w:sz="18" w:space="4" w:color="1F3864"/>
+        </w:pBdr>
+        <w:shd w:val="clear" w:fill="F2F5FA"/>
+      </w:pPr>
+      <w:r>
+        <w:rPr>
+          <w:b w:val="0"/>
+        </w:rPr>
+        <w:t>下列图片为正文标注「图形页／无法逐字提取／图版」处对应的</w:t>
+      </w:r>
+      <w:r>
+        <w:rPr>
+          <w:b/>
+        </w:rPr>
+        <w:t>源课件整页渲染</w:t>
+      </w:r>
+      <w:r>
+        <w:rPr>
+          <w:b w:val="0"/>
+        </w:rPr>
+        <w:t>（自知识库媒体导出后 pymupdf 渲染，最大宽约 1200px），供投屏或板书对照；每页标注源材料与页码。《共读原文》文字一字未改。</w:t>
+      </w:r>
+    </w:p>
+    <w:p>
+      <w:r>
+        <w:rPr>
+          <w:b/>
+        </w:rPr>
+        <w:t>拼版总图（整册缩略·目视定位用）</w:t>
+      </w:r>
+    </w:p>
+    <w:p>
+      <w:pPr>
+        <w:pStyle w:val="ListBullet"/>
+      </w:pPr>
+      <w:r>
+        <w:rPr>
+          <w:b w:val="0"/>
+        </w:rPr>
+        <w:t>《第43讲-摄缘-十二缘起与二十四缘-释二十四缘-业缘5-古源尊者-20230618（共修版）.pdf》：![拼版总图·《第43讲-摄缘-十二缘起与二十四缘-释二十四缘-业缘5-古源尊者-20230618（共修版）.pdf》](课件原图/拼版_7da9e548.png)</w:t>
+      </w:r>
+    </w:p>
+    <w:p>
+      <w:pPr>
+        <w:pStyle w:val="ListBullet"/>
+      </w:pPr>
+      <w:r>
+        <w:rPr>
+          <w:b w:val="0"/>
+        </w:rPr>
+        <w:t>《第41讲-摄缘-十二缘起与二十四缘-释二十四缘-业缘3-古源尊者-20230528（共修版）.pdf》：![拼版总图·《第41讲-摄缘-十二缘起与二十四缘-释二十四缘-业缘3-古源尊者-20230528（共修版）.pdf》](课件原图/拼版_0f3edb08.png)</w:t>
+      </w:r>
+    </w:p>
+    <w:p>
+      <w:pPr>
+        <w:pStyle w:val="ListBullet"/>
+      </w:pPr>
+      <w:r>
+        <w:rPr>
+          <w:b w:val="0"/>
+        </w:rPr>
+        <w:t>《第11讲-摄缘-十二缘起与二十四缘-释二十四缘-因缘2-古源尊者-20220925（共修版）.pdf》：![拼版总图·《第11讲-摄缘-十二缘起与二十四缘-释二十四缘-因缘2-古源尊者-20220925（共修版）.pdf》](课件原图/拼版_8991d5ac.png)</w:t>
+      </w:r>
+    </w:p>
+    <w:p>
+      <w:r>
+        <w:rPr>
+          <w:b/>
+        </w:rPr>
+        <w:t>图形页（目视定位所得）</w:t>
+      </w:r>
+    </w:p>
+    <w:p>
+      <w:pPr>
+        <w:pStyle w:val="ListBullet"/>
+      </w:pPr>
+      <w:r>
+        <w:rPr>
+          <w:b w:val="0"/>
+        </w:rPr>
+        <w:t>《第43讲-摄缘-十二缘起与二十四缘-释二十四缘-业缘5-古源尊者-20230618（共修版）.pdf》第1页（幻灯片截图·文字不可逐字提取）：![课件原图·《第43讲-摄缘-十二缘起与二十四缘-释二十四缘-业缘5-古源尊者-20230618（共修版）.pdf》·第1页](课件原图/课件原图_7da9e548_p01.png)</w:t>
+      </w:r>
+    </w:p>
+    <w:p>
+      <w:pPr>
+        <w:pStyle w:val="ListBullet"/>
+      </w:pPr>
+      <w:r>
+        <w:rPr>
+          <w:b w:val="0"/>
+        </w:rPr>
+        <w:t>《第43讲-摄缘-十二缘起与二十四缘-释二十四缘-业缘5-古源尊者-20230618（共修版）.pdf》第2页（幻灯片截图·文字不可逐字提取）：![课件原图·《第43讲-摄缘-十二缘起与二十四缘-释二十四缘-业缘5-古源尊者-20230618（共修版）.pdf》·第2页](课件原图/课件原图_7da9e548_p02.png)</w:t>
+      </w:r>
+    </w:p>
+    <w:p>
+      <w:pPr>
+        <w:pStyle w:val="ListBullet"/>
+      </w:pPr>
+      <w:r>
+        <w:rPr>
+          <w:b w:val="0"/>
+        </w:rPr>
+        <w:t>《第43讲-摄缘-十二缘起与二十四缘-释二十四缘-业缘5-古源尊者-20230618（共修版）.pdf》第4页（幻灯片截图·文字不可逐字提取）：![课件原图·《第43讲-摄缘-十二缘起与二十四缘-释二十四缘-业缘5-古源尊者-20230618（共修版）.pdf》·第4页](课件原图/课件原图_7da9e548_p04.png)</w:t>
+      </w:r>
+    </w:p>
+    <w:p>
+      <w:pPr>
+        <w:pStyle w:val="ListBullet"/>
+      </w:pPr>
+      <w:r>
+        <w:rPr>
+          <w:b w:val="0"/>
+        </w:rPr>
+        <w:t>《第43讲-摄缘-十二缘起与二十四缘-释二十四缘-业缘5-古源尊者-20230618（共修版）.pdf》第6页（幻灯片截图·文字不可逐字提取）：![课件原图·《第43讲-摄缘-十二缘起与二十四缘-释二十四缘-业缘5-古源尊者-20230618（共修版）.pdf》·第6页](课件原图/课件原图_7da9e548_p06.png)</w:t>
+      </w:r>
+    </w:p>
+    <w:p>
+      <w:pPr>
+        <w:pStyle w:val="ListBullet"/>
+      </w:pPr>
+      <w:r>
+        <w:rPr>
+          <w:b w:val="0"/>
+        </w:rPr>
+        <w:t>《第43讲-摄缘-十二缘起与二十四缘-释二十四缘-业缘5-古源尊者-20230618（共修版）.pdf》第7页（幻灯片截图·文字不可逐字提取）：![课件原图·《第43讲-摄缘-十二缘起与二十四缘-释二十四缘-业缘5-古源尊者-20230618（共修版）.pdf》·第7页](课件原图/课件原图_7da9e548_p07.png)</w:t>
+      </w:r>
+    </w:p>
+    <w:p>
+      <w:pPr>
+        <w:pStyle w:val="ListBullet"/>
+      </w:pPr>
+      <w:r>
+        <w:rPr>
+          <w:b w:val="0"/>
+        </w:rPr>
+        <w:t>《第43讲-摄缘-十二缘起与二十四缘-释二十四缘-业缘5-古源尊者-20230618（共修版）.pdf》第8页（幻灯片截图·文字不可逐字提取）：![课件原图·《第43讲-摄缘-十二缘起与二十四缘-释二十四缘-业缘5-古源尊者-20230618（共修版）.pdf》·第8页](课件原图/课件原图_7da9e548_p08.png)</w:t>
+      </w:r>
+    </w:p>
+    <w:p>
+      <w:pPr>
+        <w:pStyle w:val="ListBullet"/>
+      </w:pPr>
+      <w:r>
+        <w:rPr>
+          <w:b w:val="0"/>
+        </w:rPr>
+        <w:t>《第43讲-摄缘-十二缘起与二十四缘-释二十四缘-业缘5-古源尊者-20230618（共修版）.pdf》第9页（幻灯片截图·文字不可逐字提取）：![课件原图·《第43讲-摄缘-十二缘起与二十四缘-释二十四缘-业缘5-古源尊者-20230618（共修版）.pdf》·第9页](课件原图/课件原图_7da9e548_p09.png)</w:t>
+      </w:r>
+    </w:p>
+    <w:p>
+      <w:pPr>
+        <w:pStyle w:val="ListBullet"/>
+      </w:pPr>
+      <w:r>
+        <w:rPr>
+          <w:b w:val="0"/>
+        </w:rPr>
+        <w:t>《第43讲-摄缘-十二缘起与二十四缘-释二十四缘-业缘5-古源尊者-20230618（共修版）.pdf》第10页（幻灯片截图·文字不可逐字提取）：![课件原图·《第43讲-摄缘-十二缘起与二十四缘-释二十四缘-业缘5-古源尊者-20230618（共修版）.pdf》·第10页](课件原图/课件原图_7da9e548_p10.png)</w:t>
+      </w:r>
+    </w:p>
+    <w:p>
+      <w:pPr>
+        <w:pStyle w:val="ListBullet"/>
+      </w:pPr>
+      <w:r>
+        <w:rPr>
+          <w:b w:val="0"/>
+        </w:rPr>
+        <w:t>《第43讲-摄缘-十二缘起与二十四缘-释二十四缘-业缘5-古源尊者-20230618（共修版）.pdf》第12页（幻灯片截图·文字不可逐字提取）：![课件原图·《第43讲-摄缘-十二缘起与二十四缘-释二十四缘-业缘5-古源尊者-20230618（共修版）.pdf》·第12页](课件原图/课件原图_7da9e548_p12.png)</w:t>
+      </w:r>
+    </w:p>
+    <w:p>
+      <w:pPr>
+        <w:pStyle w:val="ListBullet"/>
+      </w:pPr>
+      <w:r>
+        <w:rPr>
+          <w:b w:val="0"/>
+        </w:rPr>
+        <w:t>《第43讲-摄缘-十二缘起与二十四缘-释二十四缘-业缘5-古源尊者-20230618（共修版）.pdf》第15页（幻灯片截图·文字不可逐字提取）：![课件原图·《第43讲-摄缘-十二缘起与二十四缘-释二十四缘-业缘5-古源尊者-20230618（共修版）.pdf》·第15页](课件原图/课件原图_7da9e548_p15.png)</w:t>
+      </w:r>
+    </w:p>
+    <w:p>
+      <w:pPr>
+        <w:pStyle w:val="ListBullet"/>
+      </w:pPr>
+      <w:r>
+        <w:rPr>
+          <w:b w:val="0"/>
+        </w:rPr>
+        <w:t>《第43讲-摄缘-十二缘起与二十四缘-释二十四缘-业缘5-古源尊者-20230618（共修版）.pdf》第16页（幻灯片截图·文字不可逐字提取）：![课件原图·《第43讲-摄缘-十二缘起与二十四缘-释二十四缘-业缘5-古源尊者-20230618（共修版）.pdf》·第16页](课件原图/课件原图_7da9e548_p16.png)</w:t>
+      </w:r>
+    </w:p>
+    <w:p>
+      <w:pPr>
+        <w:pStyle w:val="ListBullet"/>
+      </w:pPr>
+      <w:r>
+        <w:rPr>
+          <w:b w:val="0"/>
+        </w:rPr>
+        <w:t>《第43讲-摄缘-十二缘起与二十四缘-释二十四缘-业缘5-古源尊者-20230618（共修版）.pdf》第18页（幻灯片截图·文字不可逐字提取）：![课件原图·《第43讲-摄缘-十二缘起与二十四缘-释二十四缘-业缘5-古源尊者-20230618（共修版）.pdf》·第18页](课件原图/课件原图_7da9e548_p18.png)</w:t>
+      </w:r>
+    </w:p>
+    <w:p>
+      <w:pPr>
+        <w:pStyle w:val="ListBullet"/>
+      </w:pPr>
+      <w:r>
+        <w:rPr>
+          <w:b w:val="0"/>
+        </w:rPr>
+        <w:t>《第43讲-摄缘-十二缘起与二十四缘-释二十四缘-业缘5-古源尊者-20230618（共修版）.pdf》第19页（幻灯片截图·文字不可逐字提取）：![课件原图·《第43讲-摄缘-十二缘起与二十四缘-释二十四缘-业缘5-古源尊者-20230618（共修版）.pdf》·第19页](课件原图/课件原图_7da9e548_p19.png)</w:t>
+      </w:r>
+    </w:p>
+    <w:p>
+      <w:pPr>
+        <w:pStyle w:val="ListBullet"/>
+      </w:pPr>
+      <w:r>
+        <w:rPr>
+          <w:b w:val="0"/>
+        </w:rPr>
+        <w:t>《第43讲-摄缘-十二缘起与二十四缘-释二十四缘-业缘5-古源尊者-20230618（共修版）.pdf》第23页（幻灯片截图·文字不可逐字提取）：![课件原图·《第43讲-摄缘-十二缘起与二十四缘-释二十四缘-业缘5-古源尊者-20230618（共修版）.pdf》·第23页](课件原图/课件原图_7da9e548_p23.png)</w:t>
+      </w:r>
+    </w:p>
+    <w:p>
+      <w:pPr>
+        <w:pStyle w:val="ListBullet"/>
+      </w:pPr>
+      <w:r>
+        <w:rPr>
+          <w:b w:val="0"/>
+        </w:rPr>
+        <w:t>《第43讲-摄缘-十二缘起与二十四缘-释二十四缘-业缘5-古源尊者-20230618（共修版）.pdf》第25页（幻灯片截图·文字不可逐字提取）：![课件原图·《第43讲-摄缘-十二缘起与二十四缘-释二十四缘-业缘5-古源尊者-20230618（共修版）.pdf》·第25页](课件原图/课件原图_7da9e548_p25.png)</w:t>
+      </w:r>
+    </w:p>
+    <w:p>
+      <w:pPr>
+        <w:pStyle w:val="ListBullet"/>
+      </w:pPr>
+      <w:r>
+        <w:rPr>
+          <w:b w:val="0"/>
+        </w:rPr>
+        <w:t>《第43讲-摄缘-十二缘起与二十四缘-释二十四缘-业缘5-古源尊者-20230618（共修版）.pdf》第27页（幻灯片截图·文字不可逐字提取）：![课件原图·《第43讲-摄缘-十二缘起与二十四缘-释二十四缘-业缘5-古源尊者-20230618（共修版）.pdf》·第27页](课件原图/课件原图_7da9e548_p27.png)</w:t>
+      </w:r>
+    </w:p>
+    <w:p>
+      <w:pPr>
+        <w:pStyle w:val="ListBullet"/>
+      </w:pPr>
+      <w:r>
+        <w:rPr>
+          <w:b w:val="0"/>
+        </w:rPr>
+        <w:t>《第43讲-摄缘-十二缘起与二十四缘-释二十四缘-业缘5-古源尊者-20230618（共修版）.pdf》第29页（幻灯片截图·文字不可逐字提取）：![课件原图·《第43讲-摄缘-十二缘起与二十四缘-释二十四缘-业缘5-古源尊者-20230618（共修版）.pdf》·第29页](课件原图/课件原图_7da9e548_p29.png)</w:t>
+      </w:r>
+    </w:p>
+    <w:p>
+      <w:pPr>
+        <w:pStyle w:val="ListBullet"/>
+      </w:pPr>
+      <w:r>
+        <w:rPr>
+          <w:b w:val="0"/>
+        </w:rPr>
+        <w:t>《第43讲-摄缘-十二缘起与二十四缘-释二十四缘-业缘5-古源尊者-20230618（共修版）.pdf》第30页（幻灯片截图·文字不可逐字提取）：![课件原图·《第43讲-摄缘-十二缘起与二十四缘-释二十四缘-业缘5-古源尊者-20230618（共修版）.pdf》·第30页](课件原图/课件原图_7da9e548_p30.png)</w:t>
+      </w:r>
+    </w:p>
+    <w:p>
+      <w:pPr>
+        <w:pStyle w:val="ListBullet"/>
+      </w:pPr>
+      <w:r>
+        <w:rPr>
+          <w:b w:val="0"/>
+        </w:rPr>
+        <w:t>《第41讲-摄缘-十二缘起与二十四缘-释二十四缘-业缘3-古源尊者-20230528（共修版）.pdf》第1页（幻灯片截图·文字不可逐字提取）：![课件原图·《第41讲-摄缘-十二缘起与二十四缘-释二十四缘-业缘3-古源尊者-20230528（共修版）.pdf》·第1页](课件原图/课件原图_0f3edb08_p01.png)</w:t>
+      </w:r>
+    </w:p>
+    <w:p>
+      <w:pPr>
+        <w:pStyle w:val="ListBullet"/>
+      </w:pPr>
+      <w:r>
+        <w:rPr>
+          <w:b w:val="0"/>
+        </w:rPr>
+        <w:t>《第41讲-摄缘-十二缘起与二十四缘-释二十四缘-业缘3-古源尊者-20230528（共修版）.pdf》第2页（不布施与布施对比图示·幻灯片截图）：![课件原图·《第41讲-摄缘-十二缘起与二十四缘-释二十四缘-业缘3-古源尊者-20230528（共修版）.pdf》·第2页](课件原图/课件原图_0f3edb08_p02.png)</w:t>
+      </w:r>
+    </w:p>
+    <w:p>
+      <w:pPr>
+        <w:pStyle w:val="ListBullet"/>
+      </w:pPr>
+      <w:r>
+        <w:rPr>
+          <w:b w:val="0"/>
+        </w:rPr>
+        <w:t>《第41讲-摄缘-十二缘起与二十四缘-释二十四缘-业缘3-古源尊者-20230528（共修版）.pdf》第4页（幻灯片截图·文字不可逐字提取）：![课件原图·《第41讲-摄缘-十二缘起与二十四缘-释二十四缘-业缘3-古源尊者-20230528（共修版）.pdf》·第4页](课件原图/课件原图_0f3edb08_p04.png)</w:t>
+      </w:r>
+    </w:p>
+    <w:p>
+      <w:pPr>
+        <w:pStyle w:val="ListBullet"/>
+      </w:pPr>
+      <w:r>
+        <w:rPr>
+          <w:b w:val="0"/>
+        </w:rPr>
+        <w:t>《第41讲-摄缘-十二缘起与二十四缘-释二十四缘-业缘3-古源尊者-20230528（共修版）.pdf》第6页（幻灯片截图·文字不可逐字提取）：![课件原图·《第41讲-摄缘-十二缘起与二十四缘-释二十四缘-业缘3-古源尊者-20230528（共修版）.pdf》·第6页](课件原图/课件原图_0f3edb08_p06.png)</w:t>
+      </w:r>
+    </w:p>
+    <w:p>
+      <w:pPr>
+        <w:pStyle w:val="ListBullet"/>
+      </w:pPr>
+      <w:r>
+        <w:rPr>
+          <w:b w:val="0"/>
+        </w:rPr>
+        <w:t>《第41讲-摄缘-十二缘起与二十四缘-释二十四缘-业缘3-古源尊者-20230528（共修版）.pdf》第9页（幻灯片截图·文字不可逐字提取）：![课件原图·《第41讲-摄缘-十二缘起与二十四缘-释二十四缘-业缘3-古源尊者-20230528（共修版）.pdf》·第9页](课件原图/课件原图_0f3edb08_p09.png)</w:t>
+      </w:r>
+    </w:p>
+    <w:p>
+      <w:pPr>
+        <w:pStyle w:val="ListBullet"/>
+      </w:pPr>
+      <w:r>
+        <w:rPr>
+          <w:b w:val="0"/>
+        </w:rPr>
+        <w:t>《第41讲-摄缘-十二缘起与二十四缘-释二十四缘-业缘3-古源尊者-20230528（共修版）.pdf》第11页（幻灯片截图·文字不可逐字提取）：![课件原图·《第41讲-摄缘-十二缘起与二十四缘-释二十四缘-业缘3-古源尊者-20230528（共修版）.pdf》·第11页](课件原图/课件原图_0f3edb08_p11.png)</w:t>
+      </w:r>
+    </w:p>
+    <w:p>
+      <w:pPr>
+        <w:pStyle w:val="ListBullet"/>
+      </w:pPr>
+      <w:r>
+        <w:rPr>
+          <w:b w:val="0"/>
+        </w:rPr>
+        <w:t>《第41讲-摄缘-十二缘起与二十四缘-释二十四缘-业缘3-古源尊者-20230528（共修版）.pdf》第12页（幻灯片截图·文字不可逐字提取）：![课件原图·《第41讲-摄缘-十二缘起与二十四缘-释二十四缘-业缘3-古源尊者-20230528（共修版）.pdf》·第12页](课件原图/课件原图_0f3edb08_p12.png)</w:t>
+      </w:r>
+    </w:p>
+    <w:p>
+      <w:pPr>
+        <w:pStyle w:val="ListBullet"/>
+      </w:pPr>
+      <w:r>
+        <w:rPr>
+          <w:b w:val="0"/>
+        </w:rPr>
+        <w:t>《第41讲-摄缘-十二缘起与二十四缘-释二十四缘-业缘3-古源尊者-20230528（共修版）.pdf》第14页（幻灯片截图·文字不可逐字提取）：![课件原图·《第41讲-摄缘-十二缘起与二十四缘-释二十四缘-业缘3-古源尊者-20230528（共修版）.pdf》·第14页](课件原图/课件原图_0f3edb08_p14.png)</w:t>
+      </w:r>
+    </w:p>
+    <w:p>
+      <w:pPr>
+        <w:pStyle w:val="ListBullet"/>
+      </w:pPr>
+      <w:r>
+        <w:rPr>
+          <w:b w:val="0"/>
+        </w:rPr>
+        <w:t>《第41讲-摄缘-十二缘起与二十四缘-释二十四缘-业缘3-古源尊者-20230528（共修版）.pdf》第15页（幻灯片截图·文字不可逐字提取）：![课件原图·《第41讲-摄缘-十二缘起与二十四缘-释二十四缘-业缘3-古源尊者-20230528（共修版）.pdf》·第15页](课件原图/课件原图_0f3edb08_p15.png)</w:t>
+      </w:r>
+    </w:p>
+    <w:p>
+      <w:pPr>
+        <w:pStyle w:val="ListBullet"/>
+      </w:pPr>
+      <w:r>
+        <w:rPr>
+          <w:b w:val="0"/>
+        </w:rPr>
+        <w:t>《第41讲-摄缘-十二缘起与二十四缘-释二十四缘-业缘3-古源尊者-20230528（共修版）.pdf》第17页（幻灯片截图·文字不可逐字提取）：![课件原图·《第41讲-摄缘-十二缘起与二十四缘-释二十四缘-业缘3-古源尊者-20230528（共修版）.pdf》·第17页](课件原图/课件原图_0f3edb08_p17.png)</w:t>
+      </w:r>
+    </w:p>
+    <w:p>
+      <w:pPr>
+        <w:pStyle w:val="ListBullet"/>
+      </w:pPr>
+      <w:r>
+        <w:rPr>
+          <w:b w:val="0"/>
+        </w:rPr>
+        <w:t>《第41讲-摄缘-十二缘起与二十四缘-释二十四缘-业缘3-古源尊者-20230528（共修版）.pdf》第19页（幻灯片截图·文字不可逐字提取）：![课件原图·《第41讲-摄缘-十二缘起与二十四缘-释二十四缘-业缘3-古源尊者-20230528（共修版）.pdf》·第19页](课件原图/课件原图_0f3edb08_p19.png)</w:t>
+      </w:r>
+    </w:p>
+    <w:p>
+      <w:pPr>
+        <w:pStyle w:val="ListBullet"/>
+      </w:pPr>
+      <w:r>
+        <w:rPr>
+          <w:b w:val="0"/>
+        </w:rPr>
+        <w:t>《第41讲-摄缘-十二缘起与二十四缘-释二十四缘-业缘3-古源尊者-20230528（共修版）.pdf》第21页（幻灯片截图·文字不可逐字提取）：![课件原图·《第41讲-摄缘-十二缘起与二十四缘-释二十四缘-业缘3-古源尊者-20230528（共修版）.pdf》·第21页](课件原图/课件原图_0f3edb08_p21.png)</w:t>
+      </w:r>
+    </w:p>
+    <w:p>
+      <w:pPr>
+        <w:pStyle w:val="ListBullet"/>
+      </w:pPr>
+      <w:r>
+        <w:rPr>
+          <w:b w:val="0"/>
+        </w:rPr>
+        <w:t>《第41讲-摄缘-十二缘起与二十四缘-释二十四缘-业缘3-古源尊者-20230528（共修版）.pdf》第23页（幻灯片截图·文字不可逐字提取）：![课件原图·《第41讲-摄缘-十二缘起与二十四缘-释二十四缘-业缘3-古源尊者-20230528（共修版）.pdf》·第23页](课件原图/课件原图_0f3edb08_p23.png)</w:t>
+      </w:r>
+    </w:p>
+    <w:p>
+      <w:pPr>
+        <w:pStyle w:val="ListBullet"/>
+      </w:pPr>
+      <w:r>
+        <w:rPr>
+          <w:b w:val="0"/>
+        </w:rPr>
+        <w:t>《第41讲-摄缘-十二缘起与二十四缘-释二十四缘-业缘3-古源尊者-20230528（共修版）.pdf》第25页（幻灯片截图·文字不可逐字提取）：![课件原图·《第41讲-摄缘-十二缘起与二十四缘-释二十四缘-业缘3-古源尊者-20230528（共修版）.pdf》·第25页](课件原图/课件原图_0f3edb08_p25.png)</w:t>
+      </w:r>
+    </w:p>
+    <w:p>
+      <w:pPr>
+        <w:pStyle w:val="ListBullet"/>
+      </w:pPr>
+      <w:r>
+        <w:rPr>
+          <w:b w:val="0"/>
+        </w:rPr>
+        <w:t>《第41讲-摄缘-十二缘起与二十四缘-释二十四缘-业缘3-古源尊者-20230528（共修版）.pdf》第26页（幻灯片截图·文字不可逐字提取）：![课件原图·《第41讲-摄缘-十二缘起与二十四缘-释二十四缘-业缘3-古源尊者-20230528（共修版）.pdf》·第26页](课件原图/课件原图_0f3edb08_p26.png)</w:t>
+      </w:r>
+    </w:p>
+    <w:p>
+      <w:pPr>
+        <w:pStyle w:val="ListBullet"/>
+      </w:pPr>
+      <w:r>
+        <w:rPr>
+          <w:b w:val="0"/>
+        </w:rPr>
+        <w:t>《第41讲-摄缘-十二缘起与二十四缘-释二十四缘-业缘3-古源尊者-20230528（共修版）.pdf》第30页（幻灯片截图·文字不可逐字提取）：![课件原图·《第41讲-摄缘-十二缘起与二十四缘-释二十四缘-业缘3-古源尊者-20230528（共修版）.pdf》·第30页](课件原图/课件原图_0f3edb08_p30.png)</w:t>
+      </w:r>
+    </w:p>
+    <w:p>
+      <w:pPr>
+        <w:pStyle w:val="ListBullet"/>
+      </w:pPr>
+      <w:r>
+        <w:rPr>
+          <w:b w:val="0"/>
+        </w:rPr>
+        <w:t>《第41讲-摄缘-十二缘起与二十四缘-释二十四缘-业缘3-古源尊者-20230528（共修版）.pdf》第32页（幻灯片截图·文字不可逐字提取）：![课件原图·《第41讲-摄缘-十二缘起与二十四缘-释二十四缘-业缘3-古源尊者-20230528（共修版）.pdf》·第32页](课件原图/课件原图_0f3edb08_p32.png)</w:t>
+      </w:r>
+    </w:p>
+    <w:p>
+      <w:pPr>
+        <w:pStyle w:val="ListBullet"/>
+      </w:pPr>
+      <w:r>
+        <w:rPr>
+          <w:b w:val="0"/>
+        </w:rPr>
+        <w:t>《第11讲-摄缘-十二缘起与二十四缘-释二十四缘-因缘2-古源尊者-20220925（共修版）.pdf》第1页（幻灯片截图·文字不可逐字提取）：![课件原图·《第11讲-摄缘-十二缘起与二十四缘-释二十四缘-因缘2-古源尊者-20220925（共修版）.pdf》·第1页](课件原图/课件原图_8991d5ac_p01.png)</w:t>
+      </w:r>
+    </w:p>
+    <w:p>
+      <w:pPr>
+        <w:pStyle w:val="ListBullet"/>
+      </w:pPr>
+      <w:r>
+        <w:rPr>
+          <w:b w:val="0"/>
+        </w:rPr>
+        <w:t>《第11讲-摄缘-十二缘起与二十四缘-释二十四缘-因缘2-古源尊者-20220925（共修版）.pdf》第2页（幻灯片截图·文字不可逐字提取）：![课件原图·《第11讲-摄缘-十二缘起与二十四缘-释二十四缘-因缘2-古源尊者-20220925（共修版）.pdf》·第2页](课件原图/课件原图_8991d5ac_p02.png)</w:t>
+      </w:r>
+    </w:p>
+    <w:p>
+      <w:pPr>
+        <w:pStyle w:val="ListBullet"/>
+      </w:pPr>
+      <w:r>
+        <w:rPr>
+          <w:b w:val="0"/>
+        </w:rPr>
+        <w:t>《第11讲-摄缘-十二缘起与二十四缘-释二十四缘-因缘2-古源尊者-20220925（共修版）.pdf》第3页（幻灯片截图·文字不可逐字提取）：![课件原图·《第11讲-摄缘-十二缘起与二十四缘-释二十四缘-因缘2-古源尊者-20220925（共修版）.pdf》·第3页](课件原图/课件原图_8991d5ac_p03.png)</w:t>
+      </w:r>
+    </w:p>
+    <w:p>
+      <w:pPr>
+        <w:pStyle w:val="ListBullet"/>
+      </w:pPr>
+      <w:r>
+        <w:rPr>
+          <w:b w:val="0"/>
+        </w:rPr>
+        <w:t>《第11讲-摄缘-十二缘起与二十四缘-释二十四缘-因缘2-古源尊者-20220925（共修版）.pdf》第4页（幻灯片截图·文字不可逐字提取）：![课件原图·《第11讲-摄缘-十二缘起与二十四缘-释二十四缘-因缘2-古源尊者-20220925（共修版）.pdf》·第4页](课件原图/课件原图_8991d5ac_p04.png)</w:t>
+      </w:r>
+    </w:p>
+    <w:p>
+      <w:pPr>
+        <w:pStyle w:val="ListBullet"/>
+      </w:pPr>
+      <w:r>
+        <w:rPr>
+          <w:b w:val="0"/>
+        </w:rPr>
+        <w:t>《第11讲-摄缘-十二缘起与二十四缘-释二十四缘-因缘2-古源尊者-20220925（共修版）.pdf》第5页（瞋之相／用·毒蛇图示幻灯片截图）：![课件原图·《第11讲-摄缘-十二缘起与二十四缘-释二十四缘-因缘2-古源尊者-20220925（共修版）.pdf》·第5页](课件原图/课件原图_8991d5ac_p05.png)</w:t>
+      </w:r>
+    </w:p>
+    <w:p>
+      <w:pPr>
+        <w:pStyle w:val="ListBullet"/>
+      </w:pPr>
+      <w:r>
+        <w:rPr>
+          <w:b w:val="0"/>
+        </w:rPr>
+        <w:t>《第11讲-摄缘-十二缘起与二十四缘-释二十四缘-因缘2-古源尊者-20220925（共修版）.pdf》第6页（幻灯片截图·文字不可逐字提取）：![课件原图·《第11讲-摄缘-十二缘起与二十四缘-释二十四缘-因缘2-古源尊者-20220925（共修版）.pdf》·第6页](课件原图/课件原图_8991d5ac_p06.png)</w:t>
+      </w:r>
+    </w:p>
+    <w:p>
+      <w:pPr>
+        <w:pStyle w:val="ListBullet"/>
+      </w:pPr>
+      <w:r>
+        <w:rPr>
+          <w:b w:val="0"/>
+        </w:rPr>
+        <w:t>《第11讲-摄缘-十二缘起与二十四缘-释二十四缘-因缘2-古源尊者-20220925（共修版）.pdf》第7页（幻灯片截图·文字不可逐字提取）：![课件原图·《第11讲-摄缘-十二缘起与二十四缘-释二十四缘-因缘2-古源尊者-20220925（共修版）.pdf》·第7页](课件原图/课件原图_8991d5ac_p07.png)</w:t>
+      </w:r>
+    </w:p>
+    <w:p>
+      <w:pPr>
+        <w:pStyle w:val="ListBullet"/>
+      </w:pPr>
+      <w:r>
+        <w:rPr>
+          <w:b w:val="0"/>
+        </w:rPr>
+        <w:t>《第11讲-摄缘-十二缘起与二十四缘-释二十四缘-因缘2-古源尊者-20220925（共修版）.pdf》第9页（幻灯片截图·文字不可逐字提取）：![课件原图·《第11讲-摄缘-十二缘起与二十四缘-释二十四缘-因缘2-古源尊者-20220925（共修版）.pdf》·第9页](课件原图/课件原图_8991d5ac_p09.png)</w:t>
+      </w:r>
+    </w:p>
+    <w:p>
+      <w:pPr>
+        <w:pStyle w:val="ListBullet"/>
+      </w:pPr>
+      <w:r>
+        <w:rPr>
+          <w:b w:val="0"/>
+        </w:rPr>
+        <w:t>《第11讲-摄缘-十二缘起与二十四缘-释二十四缘-因缘2-古源尊者-20220925（共修版）.pdf》第11页（幻灯片截图·文字不可逐字提取）：![课件原图·《第11讲-摄缘-十二缘起与二十四缘-释二十四缘-因缘2-古源尊者-20220925（共修版）.pdf》·第11页](课件原图/课件原图_8991d5ac_p11.png)</w:t>
+      </w:r>
+    </w:p>
+    <w:p>
+      <w:pPr>
+        <w:pStyle w:val="ListBullet"/>
+      </w:pPr>
+      <w:r>
+        <w:rPr>
+          <w:b w:val="0"/>
+        </w:rPr>
+        <w:t>《第11讲-摄缘-十二缘起与二十四缘-释二十四缘-因缘2-古源尊者-20220925（共修版）.pdf》第12页（幻灯片截图·文字不可逐字提取）：![课件原图·《第11讲-摄缘-十二缘起与二十四缘-释二十四缘-因缘2-古源尊者-20220925（共修版）.pdf》·第12页](课件原图/课件原图_8991d5ac_p12.png)</w:t>
+      </w:r>
+    </w:p>
+    <w:p>
+      <w:pPr>
+        <w:pStyle w:val="ListBullet"/>
+      </w:pPr>
+      <w:r>
+        <w:rPr>
+          <w:b w:val="0"/>
+        </w:rPr>
+        <w:t>《第11讲-摄缘-十二缘起与二十四缘-释二十四缘-因缘2-古源尊者-20220925（共修版）.pdf》第15页（幻灯片截图·文字不可逐字提取）：![课件原图·《第11讲-摄缘-十二缘起与二十四缘-释二十四缘-因缘2-古源尊者-20220925（共修版）.pdf》·第15页](课件原图/课件原图_8991d5ac_p15.png)</w:t>
+      </w:r>
+    </w:p>
+    <w:p>
+      <w:pPr>
+        <w:pStyle w:val="ListBullet"/>
+      </w:pPr>
+      <w:r>
+        <w:rPr>
+          <w:b w:val="0"/>
+        </w:rPr>
+        <w:t>《第11讲-摄缘-十二缘起与二十四缘-释二十四缘-因缘2-古源尊者-20220925（共修版）.pdf》第18页（幻灯片截图·文字不可逐字提取）：![课件原图·《第11讲-摄缘-十二缘起与二十四缘-释二十四缘-因缘2-古源尊者-20220925（共修版）.pdf》·第18页](课件原图/课件原图_8991d5ac_p18.png)</w:t>
+      </w:r>
+    </w:p>
+    <w:p>
+      <w:pPr>
+        <w:pStyle w:val="ListBullet"/>
+      </w:pPr>
+      <w:r>
+        <w:rPr>
+          <w:b w:val="0"/>
+        </w:rPr>
+        <w:t>《第11讲-摄缘-十二缘起与二十四缘-释二十四缘-因缘2-古源尊者-20220925（共修版）.pdf》第19页（幻灯片截图·文字不可逐字提取）：![课件原图·《第11讲-摄缘-十二缘起与二十四缘-释二十四缘-因缘2-古源尊者-20220925（共修版）.pdf》·第19页](课件原图/课件原图_8991d5ac_p19.png)</w:t>
+      </w:r>
+    </w:p>
+    <w:p>
+      <w:pPr>
+        <w:pStyle w:val="ListBullet"/>
+      </w:pPr>
+      <w:r>
+        <w:rPr>
+          <w:b w:val="0"/>
+        </w:rPr>
+        <w:t>《第11讲-摄缘-十二缘起与二十四缘-释二十四缘-因缘2-古源尊者-20220925（共修版）.pdf》第20页（幻灯片截图·文字不可逐字提取）：![课件原图·《第11讲-摄缘-十二缘起与二十四缘-释二十四缘-因缘2-古源尊者-20220925（共修版）.pdf》·第20页](课件原图/课件原图_8991d5ac_p20.png)</w:t>
+      </w:r>
+    </w:p>
+    <w:p>
+      <w:pPr>
+        <w:pStyle w:val="ListBullet"/>
+      </w:pPr>
+      <w:r>
+        <w:rPr>
+          <w:b w:val="0"/>
+        </w:rPr>
+        <w:t>《第11讲-摄缘-十二缘起与二十四缘-释二十四缘-因缘2-古源尊者-20220925（共修版）.pdf》第21页（幻灯片截图·文字不可逐字提取）：![课件原图·《第11讲-摄缘-十二缘起与二十四缘-释二十四缘-因缘2-古源尊者-20220925（共修版）.pdf》·第21页](课件原图/课件原图_8991d5ac_p21.png)</w:t>
+      </w:r>
+    </w:p>
+    <w:p>
+      <w:pPr>
+        <w:pStyle w:val="ListBullet"/>
+      </w:pPr>
+      <w:r>
+        <w:rPr>
+          <w:b w:val="0"/>
+        </w:rPr>
+        <w:t>《第11讲-摄缘-十二缘起与二十四缘-释二十四缘-因缘2-古源尊者-20220925（共修版）.pdf》第22页（幻灯片截图·文字不可逐字提取）：![课件原图·《第11讲-摄缘-十二缘起与二十四缘-释二十四缘-因缘2-古源尊者-20220925（共修版）.pdf》·第22页](课件原图/课件原图_8991d5ac_p22.png)</w:t>
+      </w:r>
+    </w:p>
+    <w:p>
+      <w:pPr>
+        <w:pStyle w:val="ListBullet"/>
+      </w:pPr>
+      <w:r>
+        <w:rPr>
+          <w:b w:val="0"/>
+        </w:rPr>
+        <w:t>《第11讲-摄缘-十二缘起与二十四缘-释二十四缘-因缘2-古源尊者-20220925（共修版）.pdf》第23页（幻灯片截图·文字不可逐字提取）：![课件原图·《第11讲-摄缘-十二缘起与二十四缘-释二十四缘-因缘2-古源尊者-20220925（共修版）.pdf》·第23页](课件原图/课件原图_8991d5ac_p23.png)</w:t>
+      </w:r>
+    </w:p>
+    <w:p>
+      <w:pPr>
+        <w:pStyle w:val="ListBullet"/>
+      </w:pPr>
+      <w:r>
+        <w:rPr>
+          <w:b w:val="0"/>
+        </w:rPr>
+        <w:t>《第11讲-摄缘-十二缘起与二十四缘-释二十四缘-因缘2-古源尊者-20220925（共修版）.pdf》第24页（幻灯片截图·文字不可逐字提取）：![课件原图·《第11讲-摄缘-十二缘起与二十四缘-释二十四缘-因缘2-古源尊者-20220925（共修版）.pdf》·第24页](课件原图/课件原图_8991d5ac_p24.png)</w:t>
+      </w:r>
+    </w:p>
+    <w:p>
+      <w:pPr>
+        <w:pStyle w:val="ListBullet"/>
+      </w:pPr>
+      <w:r>
+        <w:rPr>
+          <w:b w:val="0"/>
+        </w:rPr>
+        <w:t>《第11讲-摄缘-十二缘起与二十四缘-释二十四缘-因缘2-古源尊者-20220925（共修版）.pdf》第28页（幻灯片截图·文字不可逐字提取）：![课件原图·《第11讲-摄缘-十二缘起与二十四缘-释二十四缘-因缘2-古源尊者-20220925（共修版）.pdf》·第28页](课件原图/课件原图_8991d5ac_p28.png)</w:t>
+      </w:r>
+    </w:p>
+    <w:p>
+      <w:pPr>
+        <w:pStyle w:val="ListBullet"/>
+      </w:pPr>
+      <w:r>
+        <w:rPr>
+          <w:b w:val="0"/>
+        </w:rPr>
+        <w:t>《第11讲-摄缘-十二缘起与二十四缘-释二十四缘-因缘2-古源尊者-20220925（共修版）.pdf》第30页（幻灯片截图·文字不可逐字提取）：![课件原图·《第11讲-摄缘-十二缘起与二十四缘-释二十四缘-因缘2-古源尊者-20220925（共修版）.pdf》·第30页](课件原图/课件原图_8991d5ac_p30.png)</w:t>
+      </w:r>
+    </w:p>
+    <w:p>
+      <w:pPr>
+        <w:pStyle w:val="ListBullet"/>
+      </w:pPr>
+      <w:r>
+        <w:rPr>
+          <w:b w:val="0"/>
+        </w:rPr>
+        <w:t>《第11讲-摄缘-十二缘起与二十四缘-释二十四缘-因缘2-古源尊者-20220925（共修版）.pdf》第31页（幻灯片截图·文字不可逐字提取）：![课件原图·《第11讲-摄缘-十二缘起与二十四缘-释二十四缘-因缘2-古源尊者-20220925（共修版）.pdf》·第31页](课件原图/课件原图_8991d5ac_p31.png)</w:t>
+      </w:r>
+    </w:p>
+    <w:p>
+      <w:pPr>
+        <w:pStyle w:val="ListBullet"/>
+      </w:pPr>
+      <w:r>
+        <w:rPr>
+          <w:b w:val="0"/>
+        </w:rPr>
+        <w:t>《第11讲-摄缘-十二缘起与二十四缘-释二十四缘-因缘2-古源尊者-20220925（共修版）.pdf》第33页（幻灯片截图·文字不可逐字提取）：![课件原图·《第11讲-摄缘-十二缘起与二十四缘-释二十四缘-因缘2-古源尊者-20220925（共修版）.pdf》·第33页](课件原图/课件原图_8991d5ac_p33.png)</w:t>
+      </w:r>
+    </w:p>
+    <w:p>
+      <w:pPr>
+        <w:pStyle w:val="ListBullet"/>
+      </w:pPr>
+      <w:r>
+        <w:rPr>
+          <w:b w:val="0"/>
+        </w:rPr>
+        <w:t>《第11讲-摄缘-十二缘起与二十四缘-释二十四缘-因缘2-古源尊者-20220925（共修版）.pdf》第36页（幻灯片截图·文字不可逐字提取）：![课件原图·《第11讲-摄缘-十二缘起与二十四缘-释二十四缘-因缘2-古源尊者-20220925（共修版）.pdf》·第36页](课件原图/课件原图_8991d5ac_p36.png)</w:t>
+      </w:r>
+    </w:p>
+    <w:p>
+      <w:pPr>
+        <w:pStyle w:val="ListBullet"/>
+      </w:pPr>
+      <w:r>
+        <w:rPr>
+          <w:b w:val="0"/>
+        </w:rPr>
+        <w:t>《第11讲-摄缘-十二缘起与二十四缘-释二十四缘-因缘2-古源尊者-20220925（共修版）.pdf》第38页（幻灯片截图·文字不可逐字提取）：![课件原图·《第11讲-摄缘-十二缘起与二十四缘-释二十四缘-因缘2-古源尊者-20220925（共修版）.pdf》·第38页](课件原图/课件原图_8991d5ac_p38.png)</w:t>
       </w:r>
     </w:p>
     <w:sectPr>

--- a/交付成果/第三轮修订版/第三轮4周版/读书会13_业与轮回_4周资料包（第三版修订）/Word版/第2周_业的成熟与善不善业_主持人版.docx
+++ b/交付成果/第三轮修订版/第三轮4周版/读书会13_业与轮回_4周资料包（第三版修订）/Word版/第2周_业的成熟与善不善业_主持人版.docx
@@ -2912,7 +2912,7 @@
         <w:rPr>
           <w:b w:val="0"/>
         </w:rPr>
-        <w:t>第三种业的这个划分呢，就是依着成熟的时间称为宪法授业。次生授业后后授业和无效业。这个大家也很熟悉了。所谓宪法授业，就是在一条塑形心里面，一条造业的塑形心里面。那么，第一个塑形星，它因为第一个升起并没有得到重复源的支持，所以它的造业的私心所的力量是最弱的啊。那么，他这个造下的业呢，最多只能在这一生成熟。如果这一生不能成熟呢，它将成为无效业啊。</w:t>
+        <w:t>第三种业的这个划分呢，就是依着成熟的时间称为现法受业。次生受业后后受业和无效业。这个大家也很熟悉了。所谓现法受业，就是在一条速行心里面，一条造业的速行心里面。那么，第一个速行心，它因为第一个升起并没有得到重复缘的支持，所以它的造业的思心所的力量是最弱的啊。那么，他这个造下的业呢，最多只能在这一生成熟。如果这一生不能成熟呢，它将成为无效业啊。</w:t>
       </w:r>
     </w:p>
     <w:p>
@@ -2935,7 +2935,7 @@
         <w:rPr>
           <w:b w:val="0"/>
         </w:rPr>
-        <w:t>所谓次生授业呢，是指我们这个一条树形星里面的第七个树形星。这个第一颗七颗树行星，它的力量呢是有争议的，有些西亚多说啊，这个第七个数行星它得到了啊，从一二三四五六哈重复下来的最强的重复原的原力的支持。因此，第七个数行星的狮心锁的力量是最强的。也有西亚多说啊，第七个塑行星它已经临近啊，这个塑形的结束哈，要落入比索园和。有风啊，要落入有风，所以呢，它的力量是第二弱啊，它这个这个这个这个。如果它的这个业呢，它只能在下一生成熟啊，如果下一生不能成熟呢，它将成为无效业。</w:t>
+        <w:t>所谓次生受业呢，是指我们这个一条速行心里面的第七个速行心。这个第一颗七颗速行心，它的力量呢是有争议的，有些西亚多说啊，这个第七个速行心它得到了啊，从一二三四五六哈重复下来的最强的重复缘的原力的支持。因此，第七个速行心的狮心锁的力量是最强的。也有西亚多说啊，第七个速行心它已经临近啊，这个速行的结束哈，要落入比索园和。有分啊，要落入有分，所以呢，它的力量是第二弱啊，它这个这个这个这个。如果它的这个业呢，它只能在下一生成熟啊，如果下一生不能成熟呢，它将成为无效业。</w:t>
       </w:r>
     </w:p>
     <w:p>
@@ -2958,7 +2958,7 @@
         <w:rPr>
           <w:b w:val="0"/>
         </w:rPr>
-        <w:t>那么，持第七个塑形会成为最强的是心所的这个业力的观点的呢，就认为第七个塑形心很容易成为我们临死啊的时候的啊，这个所缘哈啊，要成为下一生的令生业啊。那这个呢，我们就不去太讨论它，我们没有能力哈，只有佛陀的范畴啊。</w:t>
+        <w:t>那么，持第七个速行会成为最强的是心所的这个业力的观点的呢，就认为第七个速行心很容易成为我们临死啊的时候的啊，这个所缘哈啊，要成为下一生的令生业啊。那这个呢，我们就不去太讨论它，我们没有能力哈，只有佛陀的范畴啊。</w:t>
       </w:r>
     </w:p>
     <w:p>
@@ -2981,7 +2981,7 @@
         <w:rPr>
           <w:b w:val="0"/>
         </w:rPr>
-        <w:t>但是有一点是共识的，就是第七个属行星啊，它只会在我们单身的下一生成熟，如果不成熟，也会成为无效业。这个叫死生授业后后授业呢，指的是这个啊，二三四五六的。这个。啊，造下的这个塑形啊，这个这个塑形所造下的业啊，他从我们单身开始啊，这个算起的第三生就是我们这一生的下一生的下一生啊，才会开始成熟啊。那么一知到尽未来际啊，十万大劫以上，如果他没有成熟，都还有力量遇到因缘的时候成熟。</w:t>
+        <w:t>但是有一点是共识的，就是第七个速行心啊，它只会在我们单身的下一生成熟，如果不成熟，也会成为无效业。这个叫次生受业后后受业呢，指的是这个啊，二三四五六的。这个。啊，造下的这个速行啊，这个这个速行所造下的业啊，他从我们单身开始啊，这个算起的第三生就是我们这一生的下一生的下一生啊，才会开始成熟啊。那么一知到尽未来际啊，十万大劫以上，如果他没有成熟，都还有力量遇到因缘的时候成熟。</w:t>
       </w:r>
     </w:p>
     <w:p>
@@ -3004,7 +3004,7 @@
         <w:rPr>
           <w:b w:val="0"/>
         </w:rPr>
-        <w:t>第四一个是无效叶啊，无效叶它就是刚才有几种呢，第一种就是第一个单参，第一个塑形心造下的业。当生没有成熟啊，那么这一生命中，以后这些业成为无效业。那么这一生第七个塑行造下的业将在它的下一生成熟。下一生如果没有成熟，将成为无效业。</w:t>
+        <w:t>第四一个是无效业啊，无效业它就是刚才有几种呢，第一种就是第一个单一，第一个速行心造下的业。当生没有成熟啊，那么这一生命中，以后这些业成为无效业。那么这一生第七个速行造下的业将在它的下一生成熟。下一生如果没有成熟，将成为无效业。</w:t>
       </w:r>
     </w:p>
     <w:p>
@@ -3042,7 +3042,7 @@
         <w:rPr>
           <w:b w:val="0"/>
         </w:rPr>
-        <w:t>第四个业的划分呢，是以成熟的地方啊，就是令生啊，导致结生的啊。这个地方啊，那也是分成四个部分啊，一个是啊，不善去啊，不善去就是地狱恶鬼畜生啊，阿修罗。所有的不善趣的结生，我们知道它都是属于同一种心，就是不善果报的舍去推度心推夺行啊，它只有十一个民法，</w:t>
+        <w:t>第四个业的划分呢，是以成熟的地方啊，就是令生啊，导致结生的啊。这个地方啊，那也是分成四个部分啊，一个是啊，不善趣啊，不善趣就是地狱恶鬼畜生啊，阿修罗。所有的不善趣的结生，我们知道它都是属于同一种心，就是不善果报的舍去推度心推度行啊，它只有十一个民法，</w:t>
       </w:r>
     </w:p>
     <w:p>
@@ -3065,7 +3065,7 @@
         <w:rPr>
           <w:b w:val="0"/>
         </w:rPr>
-        <w:t>第二一个呢？啊，就是啊，欲界的善界生。欲界善界身呢，包括了人界和啊六种天界哦。那人界到六种天界的节生呢？啊，有九种结生心啊，一种呢是善果报的舍去推多性，另外就是八大善行。那善果报的舍去推脱心呢，就是无因的哈，那我们讲呢，如果是这样的果报呢，这结生心呢，它往往会诸根不具哈，就是五根发育不全或者先天痴呆。</w:t>
+        <w:t>第二一个呢？啊，就是啊，欲界的善界生。欲界善界身呢，包括了人界和啊六种天界哦。那人界到六种天界的结生呢？啊，有九种结生心啊，一种呢是善果报的舍去推多性，另外就是八大善行。那善果报的舍去推脱心呢，就是无因的哈，那我们讲呢，如果是这样的果报呢，这结生心呢，它往往会诸根不具哈，就是五根发育不全或者先天痴呆。</w:t>
       </w:r>
     </w:p>
     <w:p>
@@ -3134,7 +3134,7 @@
         <w:rPr>
           <w:b w:val="0"/>
         </w:rPr>
-        <w:t>而遇见呢？啊，他这个从。呃，舍去。推夺的善果报心啊，到八大善心啊，导致这个七种生存地的生命啊。除了它本身的这个业的果报差别以外呢，那我们来看它的心啊，这个心的组成，心所的组成啊，它都是同样的这些类型啊。特别是关于这个。啊，这个。啊，人界啊，和天界的三阴节神啊，他也是大部分的这个地居天以上的天人啊，都是这个三阴结生生存地的不同，以及在生存地里面所受的果报的不同啊，除了跟他的善善业相关之外，也跟他的结生心的心所的数字有关。那我们最简单的来讲就是无因绝生，</w:t>
+        <w:t>而遇见呢？啊，他这个从。呃，舍去。推度的善果报心啊，到八大善心啊，导致这个七种生存地的生命啊。除了它本身的这个业的果报差别以外呢，那我们来看它的心啊，这个心的组成，心所的组成啊，它都是同样的这些类型啊。特别是关于这个。啊，这个。啊，人界啊，和天界的三阴节神啊，他也是大部分的这个地居天以上的天人啊，都是这个三阴结生生存地的不同，以及在生存地里面所受的果报的不同啊，除了跟他的善善业相关之外，也跟他的结生心的心所的数字有关。那我们最简单的来讲就是无因绝生，</w:t>
       </w:r>
     </w:p>
     <w:p>
@@ -3382,7 +3382,7 @@
         <w:rPr>
           <w:b w:val="0"/>
         </w:rPr>
-        <w:t>嗯。四组啊业的运作方式哈。嗯，第一组呢。是。一成熟的时间。分别是宪法、授业。有时也就是说，在单身成熟的业。第二组呢，啊。是啊，第二个呢是赤身守业。就是紧跟着下一生成熟的业。第三个是后后首页，就是下一生之后的。啊，某一生成熟的业。第四个是无相业。就是。未能够成熟的业。它包括无法成熟的宪法授业。或赤身所言。也就是说，他成为有名无实的业。当一位阿拉汉波涅槃无一灭尽之后。它的无效液呢，就包括包括了这个。过去啊，现在你未来可能要受的这所有的业。啊，就全部称为无效液。因为玻璃盘以后不可能有再有叶会成熟啊。</w:t>
+        <w:t>嗯。四组啊业的运作方式哈。嗯，第一组呢。是。一成熟的时间。分别是现法受业。有时也就是说，在单身成熟的业。第二组呢，啊。是啊，第二个呢是次生受业。就是紧跟着下一生成熟的业。第三个是后后受业，就是下一生之后的。啊，某一生成熟的业。第四个是无效业。就是。未能够成熟的业。它包括无法成熟的现法受业。或赤身所言。也就是说，他成为有名无实的业。当一位阿拉汉般涅槃无一灭尽之后。它的无效业呢，就包括包括了这个。过去啊，现在你未来可能要受的这所有的业。啊，就全部称为无效业。因为般涅槃以后不可能有再有业会成熟啊。</w:t>
       </w:r>
     </w:p>
     <w:p>
@@ -3428,7 +3428,7 @@
         <w:rPr>
           <w:b w:val="0"/>
         </w:rPr>
-        <w:t>一个一门星路，通常呢，是包含七个数行星。当一个不善的树行星升起的时候呢？啊，他。至少呢有十六个。最多有二十二个民法哦。当一个善的树形升起来的时候呢，最少有三十二个，最多有三十五个民法。那么在所有的这些心里面呢。无一例外啊，都有私心所啊。深思思心所呢，来组织，组织召集啊，其他的心所啊，一起来造业，</w:t>
+        <w:t>一个意门心路，通常呢，是包含七个速行心。当一个不善的速行心升起的时候呢？啊，他。至少呢有十六个。最多有二十二个民法哦。当一个善的速行升起来的时候呢，最少有三十二个，最多有三十五个民法。那么在所有的这些心里面呢。无一例外啊，都有思心所啊。深思思心所呢，来组织，组织召集啊，其他的心所啊，一起来造业，</w:t>
       </w:r>
     </w:p>
     <w:p>
@@ -3451,7 +3451,7 @@
         <w:rPr>
           <w:b w:val="0"/>
         </w:rPr>
-        <w:t>第一种业。那。这个宪法授业呢。他就是。</w:t>
+        <w:t>第一种业。那。这个现法受业呢。他就是。</w:t>
       </w:r>
     </w:p>
     <w:p>
@@ -3474,7 +3474,7 @@
         <w:rPr>
           <w:b w:val="0"/>
         </w:rPr>
-        <w:t>我们讲的这个啊。前面要么第四条，五门之后的第四条，或者是五门之后的第七条。这个塑形心路当中的第一个啊。啊第一个不上失或者丧失啊。嗯。当某一个具体的业被造下，比如说你去布施或持戒啊，或者你去这个做了一件不好的事情。就有许许多多亿万的这样的第一个塑行星。啊，身体灭去。那些遇到合适因缘会在啊同一个名色相聚流里面啊，就在今生，它可以在今生。带来果报，</w:t>
+        <w:t>我们讲的这个啊。前面要么第四条，五门之后的第四条，或者是五门之后的第七条。这个速行心路当中的第一个啊。啊第一个不上失或者丧失啊。嗯。当某一个具体的业被造下，比如说你去布施或持戒啊，或者你去这个做了一件不好的事情。就有许许多多亿万的这样的第一个速行心。啊，身体灭去。那些遇到合适因缘会在啊同一个名色相聚流里面啊，就在今生，它可以在今生。带来果报，</w:t>
       </w:r>
     </w:p>
     <w:p>
@@ -3497,7 +3497,7 @@
         <w:rPr>
           <w:b w:val="0"/>
         </w:rPr>
-        <w:t>还有一种心呢，它必定是宪法授业的果报啊。那就是道心啊，我们的道心升起的下一个因子刹那就是果报心，它是最快的宪法授业啊，紧随着下一个信息刹那就是他的果报。</w:t>
+        <w:t>还有一种心呢，它必定是现法受业的果报啊。那就是道心啊，我们的道心升起的下一个因子刹那就是果报心，它是最快的现法受业啊，紧随着下一个信息刹那就是他的果报。</w:t>
       </w:r>
     </w:p>
     <w:p>
@@ -3543,7 +3543,7 @@
         <w:rPr>
           <w:b w:val="0"/>
         </w:rPr>
-        <w:t>啊，宪法作业是第一个塑行经的。那我们讲。这个。第二个啊，就次身授业。四生作业呢，它是。第七个塑形经当中哈的这个。不上失或者丧失。它是处于我们这一串的。七个相同数行星的最后一个。也就意味着这一串数形的行为到此为止。啊因此呢，</w:t>
+        <w:t>啊，现法受业是第一个速行心的。那我们讲。这个。第二个啊，就次生受业。次生受业呢，它是。第七个速行心当中哈的这个。不上失或者丧失。它是处于我们这一串的。七个相同速行心的最后一个。也就意味着这一串速行的行为到此为止。啊因此呢，</w:t>
       </w:r>
     </w:p>
     <w:p>
@@ -3566,7 +3566,7 @@
         <w:rPr>
           <w:b w:val="0"/>
         </w:rPr>
-        <w:t>经典里面讲叫目标达成。啊，达成。目标达成的数形星。这个塑行星达成了行为者。是持戒布施禅修的目标，或者是犯戒啊的目标。前面六个修行心呢，是以重复来强化强化这第七个塑形性啊，使它获得足够的力量而成为真正的业，能够带来果报呢，是次生受业。当然也有观点认为它这个业呢是第二弱的啊啊，那帕尔西亚多在业的运作里面呢，啊说这个次身这个是第七个树形是最强的。那任何一个。具体的业去造作的时候呢，都有。这个。许多万亿的第七个数行星之失生灭，那么。遇到合适的因缘呢，将会在下一生啊，将会在下一生产生果报。</w:t>
+        <w:t>经典里面讲叫目标达成。啊，达成。目标达成的速行心。这个速行心达成了行为者。是持戒布施禅修的目标，或者是犯戒啊的目标。前面六个修行心呢，是以重复来强化强化这第七个速行性啊，使它获得足够的力量而成为真正的业，能够带来果报呢，是次生受业。当然也有观点认为它这个业呢是第二弱的啊啊，那帕尔西亚多在业的运作里面呢，啊说这个次身这个是第七个速行是最强的。那任何一个。具体的业去造作的时候呢，都有。这个。许多万亿的第七个速行心之失生灭，那么。遇到合适的因缘呢，将会在下一生啊，将会在下一生产生果报。</w:t>
       </w:r>
     </w:p>
     <w:p>
@@ -3589,7 +3589,7 @@
         <w:rPr>
           <w:b w:val="0"/>
         </w:rPr>
-        <w:t>举个例子说。啊，有人造下了某种这个不善的重业啊，很重的业，我们讲下一生一定会去哪里的啊。那不善众业下一生必定会投生到地狱啊。那么所以不善众业也称为无间业。因为当他造作该业的时候，有许多许多欲望的第七数行星的师生起又灭去了，所以他们确定会成为四生受业。</w:t>
+        <w:t>举个例子说。啊，有人造下了某种这个不善的重业啊，很重的业，我们讲下一生一定会去哪里的啊。那不善众业下一生必定会投生到地狱啊。那么所以不善众业也称为无间业。因为当他造作该业的时候，有许多许多欲望的第七速行心的师生起又灭去了，所以他们确定会成为次生受业。</w:t>
       </w:r>
     </w:p>
     <w:p>
@@ -3612,7 +3612,7 @@
         <w:rPr>
           <w:b w:val="0"/>
         </w:rPr>
-        <w:t>然而在无数的这种我们讲一个时间里面，会有无数的这个塑形啊，无数的这个一心路升起啊，有许多喜欢许多欲望的这个地区数行星，那能够导致在地狱产生五蕴的那个生命的只有其中一个啊，就一个数行星。第七数行星啊，这个而不是好几个一起来产生结生的哈，产生结生的只有一个。树形星里面的叶。那么其他的呢？其他剩下的第七个数行星呢，会资助他。在地狱里面啊，这个加剧他所受的苦啊，就是他是也是次生受业，只是不产生结生啊，但会延长他在地狱的生命和痛苦。那当这个生命在地狱结束的时候呢？</w:t>
+        <w:t>然而在无数的这种我们讲一个时间里面，会有无数的这个速行啊，无数的这个一心路升起啊，有许多喜欢许多欲望的这个地区速行心，那能够导致在地狱产生五蕴的那个生命的只有其中一个啊，就一个速行心。第七速行心啊，这个而不是好几个一起来产生结生的哈，产生结生的只有一个。速行心里面的业。那么其他的呢？其他剩下的第七个速行心呢，会资助他。在地狱里面啊，这个加剧他所受的苦啊，就是他是也是次生受业，只是不产生结生啊，但会延长他在地狱的生命和痛苦。那当这个生命在地狱结束的时候呢？</w:t>
       </w:r>
     </w:p>
     <w:p>
@@ -3658,7 +3658,7 @@
         <w:rPr>
           <w:b w:val="0"/>
         </w:rPr>
-        <w:t>那在下一生结束的时候，你的上一生所造的。啊。这个就下一生结束，就我们这一生前世所造的未能成熟的次生作业呢，就全部成为无效业。</w:t>
+        <w:t>那在下一生结束的时候，你的上一生所造的。啊。这个就下一生结束，就我们这一生前世所造的未能成熟的次生受业呢，就全部成为无效业。</w:t>
       </w:r>
     </w:p>
     <w:p>
@@ -3681,7 +3681,7 @@
         <w:rPr>
           <w:b w:val="0"/>
         </w:rPr>
-        <w:t>第三种业后后受业，它是第五个以及。啊。这个。嗯。它是我们讲这个七个数行星当中的好，中间的五个数行星的不丧失或者丧失。同样的，我们要造一个业呢啊，这个这种五个数行星呢也是。无量无边。如果在下一生之后的某一生，这样的塑形心的思啊，遇到合适的因缘呢，它会带来果报。那么他也可能在某一个未来生呢，导致结生。好产生五蕴啊。那么，根据我们前面讲的呢，一个月所有的第七啊，所有的第七数行星中呢，只有一个能够产生新一期的生命。但中间的五个塑形心呢，后后受业则不同，这五个中的每一个都可以分别带来果报。</w:t>
+        <w:t>第三种业后后受业，它是第五个以及。啊。这个。嗯。它是我们讲这个七个速行心当中的好，中间的五个速行心的不丧失或者丧失。同样的，我们要造一个业呢啊，这个这种五个速行心呢也是。无量无边。如果在下一生之后的某一生，这样的速行心的思啊，遇到合适的因缘呢，它会带来果报。那么他也可能在某一个未来生呢，导致结生。好产生五蕴啊。那么，根据我们前面讲的呢，一个月所有的第七啊，所有的第七速行心中呢，只有一个能够产生新一期的生命。但中间的五个速行心呢，后后受业则不同，这五个中的每一个都可以分别带来果报。</w:t>
       </w:r>
     </w:p>
     <w:p>
@@ -3727,7 +3727,7 @@
         <w:rPr>
           <w:b w:val="0"/>
         </w:rPr>
-        <w:t>树行星里面，第一个树行星在这一生可能有机会成熟。第七个树行星的叶。他可能在下一生成为学生，也可能在下一生。成熟如果不是这样，那这一生过了这一生，宪法授业就无效啊。过了下一生，次生授业的这个业呢，也就成为无效。而这个二到六的这个数形呢，是尽未来际啊，它都可以成为。结生的令生业啊，也可以成为他生命当中的啊，这个导致他的五蕴这个快乐或者受苦的业，这样好。</w:t>
+        <w:t>速行心里面，第一个速行心在这一生可能有机会成熟。第七个速行心的业。他可能在下一生成为学生，也可能在下一生。成熟如果不是这样，那这一生过了这一生，现法受业就无效啊。过了下一生，次生受业的这个业呢，也就成为无效。而这个二到六的这个速行呢，是尽未来际啊，它都可以成为。结生的令生业啊，也可以成为他生命当中的啊，这个导致他的五蕴这个快乐或者受苦的业，这样好。</w:t>
       </w:r>
     </w:p>
     <w:p>
@@ -3773,7 +3773,7 @@
         <w:rPr>
           <w:b w:val="0"/>
         </w:rPr>
-        <w:t>只有大他正的阿拉汉。啊，取无余涅盘的时候，这些业呢才会成为无效。任何人乃至佛陀都无法避免啊，他过去生所造的厚厚受业的这个果报了啊。那最后一个呢？是无效夜。啊。无相业并不是指一种特殊类型的业。它是指那些没有遇到合适的因缘而不能够再产生果报的业，就不能再起作用了。</w:t>
+        <w:t>只有大他正的阿拉汉。啊，取无余涅盘的时候，这些业呢才会成为无效。任何人乃至佛陀都无法避免啊，他过去生所造的后后受业的这个果报了啊。那最后一个呢？是无效业。啊。无效业并不是指一种特殊类型的业。它是指那些没有遇到合适的因缘而不能够再产生果报的业，就不能再起作用了。</w:t>
       </w:r>
     </w:p>
     <w:p>
@@ -3796,7 +3796,7 @@
         <w:rPr>
           <w:b w:val="0"/>
         </w:rPr>
-        <w:t>我们讲说徒有其名的业。对于阿拉汉而言呢，无效业只是今世所做的宪法授业和上一世所做的次生授业当中，那些到今生结束的时候都没有遇到合适的因缘，不能产生果报的业。那么对于阿拉汉而言呢？在波涅盘的时候，他的宪法授业、四生授业和后后授业都将成为无效业。在阿拉汉波涅盘的时候，他无始以来所造下的。所有的无量无边的善业或者不善业。本来可以在下一生或其后后后受业任何一刻成熟的，在那时候呢，悉数成为无效业啊。</w:t>
+        <w:t>我们讲说徒有其名的业。对于阿拉汉而言呢，无效业只是今世所做的现法受业和上一世所做的次生受业当中，那些到今生结束的时候都没有遇到合适的因缘，不能产生果报的业。那么对于阿拉汉而言呢？在般涅槃的时候，他的现法受业、次生受业和后后受业都将成为无效业。在阿拉汉般涅槃的时候，他无始以来所造下的。所有的无量无边的善业或者不善业。本来可以在下一生或其后后后受业任何一刻成熟的，在那时候呢，悉数成为无效业啊。</w:t>
       </w:r>
     </w:p>
     <w:p>
@@ -3842,7 +3842,7 @@
         <w:rPr>
           <w:b w:val="0"/>
         </w:rPr>
-        <w:t>好。啊，运波涅盘的时候，所有的业都成为无效业。嗯。</w:t>
+        <w:t>好。啊，运般涅槃的时候，所有的业都成为无效业。嗯。</w:t>
       </w:r>
     </w:p>
     <w:p>
@@ -3888,7 +3888,7 @@
         <w:rPr>
           <w:b w:val="0"/>
         </w:rPr>
-        <w:t>那这样的一些果报呢，都是属于啊这这一类型的业，好从时间效用上来看啊，它有宪法授业，四生授业和后后授业。如果没有特殊的姻缘呢，啊，他都有。只要遇到合适的姻缘呢，他都有机会成熟好。啊，那我们现在简单来学一下有些。现身受业的现见果报啊。我们讲现世报。啊，他有什么样的条件。什么条件下宪法授业能产生果报呢？当有两个条件具足的时候呢，它将能产生果报。第一个是没有遇到不可抗的反对者，或就没有更强的也能够胜过他。第二个呢，是遇到合适的姻缘。就是要产生果报的业，正是能产生这个果报的那一类的业。</w:t>
+        <w:t>那这样的一些果报呢，都是属于啊这这一类型的业，好从时间效用上来看啊，它有现法受业，次生受业和后后受业。如果没有特殊的姻缘呢，啊，他都有。只要遇到合适的姻缘呢，他都有机会成熟好。啊，那我们现在简单来学一下有些。现身受业的现见果报啊。我们讲现世报。啊，他有什么样的条件。什么条件下现法受业能产生果报呢？当有两个条件具足的时候呢，它将能产生果报。第一个是没有遇到不可抗的反对者，或就没有更强的也能够胜过他。第二个呢，是遇到合适的姻缘。就是要产生果报的业，正是能产生这个果报的那一类的业。</w:t>
       </w:r>
     </w:p>
     <w:p>
@@ -3911,7 +3911,7 @@
         <w:rPr>
           <w:b w:val="0"/>
         </w:rPr>
-        <w:t>啊，就是因缘要成熟。虽然这个第一个塑形星呢，它支柱后面的塑形相应法，但是在整个塑形。这个星路里面，它是七个书行星里面的力量最弱的一个。因为它是作为第一个数行星啊。他独自升起。它不像后面的这个次身和后后授业呢啊，它有前面的塑形星给他重复原的原理在资助它。因此他的果报呢，也是比较弱的。那么在这一生之外呢，就找不到他能够陈述的。</w:t>
+        <w:t>啊，就是因缘要成熟。虽然这个第一个速行心呢，它支柱后面的速行相应法，但是在整个速行。这个心路里面，它是七个速行心里面的力量最弱的一个。因为它是作为第一个速行心啊。他独自升起。它不像后面的这个次身和后后受业呢啊，它有前面的速行心给他重复缘的原理在资助它。因此他的果报呢，也是比较弱的。那么在这一生之外呢，就找不到他能够陈述的。</w:t>
       </w:r>
     </w:p>
     <w:p>
@@ -3934,7 +3934,7 @@
         <w:rPr>
           <w:b w:val="0"/>
         </w:rPr>
-        <w:t>合适的条件啊，西亚多基举例，就像单单一朵花啊，它只能在这个时候开花啊。啊。那这种花呢，它不能结果啊，这一类的叶呢，啊也不能够在未来带来再生。相反的，次身和后受授业呢？因为他们有重复源的力量，就意味着他的能力啊。能够在下一生或者更远的未来生产生果报。他有能力带来接生啊，乃至再生于天界或者地狱。那。业要产生果报呢，它有所谓的成就和失坏的条件啊，这个我们在最后再来讲。善业的相见果报啊。</w:t>
+        <w:t>合适的条件啊，西亚多基举例，就像单单一朵花啊，它只能在这个时候开花啊。啊。那这种花呢，它不能结果啊，这一类的业呢，啊也不能够在未来带来再生。相反的，次身和后后受业呢？因为他们有重复缘的力量，就意味着他的能力啊。能够在下一生或者更远的未来生产生果报。他有能力带来结生啊，乃至再生于天界或者地狱。那。业要产生果报呢，它有所谓的成就和失坏的条件啊，这个我们在最后再来讲。善业的相见果报啊。</w:t>
       </w:r>
     </w:p>
     <w:p>
@@ -3980,7 +3980,7 @@
         <w:rPr>
           <w:b w:val="0"/>
         </w:rPr>
-        <w:t>第三个是思具足，有布施者的施必须是清净无染的，在布施的前，布施的中和布施的后，内心欢喜不被染着，执着愤怒能染污，对受施者不求任何回报。那额外具足呢，就受施者必须是一位刚出灭尽定的阿拉汉或不来圣者。我们前面的这个对象具足，是他能够有这样的能力进去，那额外具足呢，他必须是刚刚出灭尽定。如果这四种具足都现前呢，那么这个布施呢，相应的第一个塑形性之师啊，就可以成为他立即受业哈产生作用。那当然就是仅仅是这个四个因素还不够，这个布施者呢，还需要在过去生已累积足够的善业，</w:t>
+        <w:t>第三个是思具足，有布施者的施必须是清净无染的，在布施的前，布施的中和布施的后，内心欢喜不被染着，执着愤怒能染污，对受施者不求任何回报。那额外具足呢，就受施者必须是一位刚出灭尽定的阿拉汉或不来圣者。我们前面的这个对象具足，是他能够有这样的能力进去，那额外具足呢，他必须是刚刚出灭尽定。如果这四种具足都现前呢，那么这个布施呢，相应的第一个速行性之师啊，就可以成为他立即受业哈产生作用。那当然就是仅仅是这个四个因素还不够，这个布施者呢，还需要在过去生已累积足够的善业，</w:t>
       </w:r>
     </w:p>
     <w:p>
@@ -4135,7 +4135,7 @@
         <w:rPr>
           <w:b w:val="0"/>
         </w:rPr>
-        <w:t>宪法授业呢，是指一条造业的塑形当中，第一个塑形经造下的业啊，因为在塑形当中第一个升起。他没有得到重复员的支持，所以他造业的私心所的力量最弱啊。他所造下的业呢，只能在单身成熟。如果单身不能成熟呢，就会成为无效业。</w:t>
+        <w:t>现法受业呢，是指一条造业的速行当中，第一个速行心造下的业啊，因为在速行当中第一个升起。他没有得到重复缘的支持，所以他造业的思心所的力量最弱啊。他所造下的业呢，只能在单身成熟。如果单身不能成熟呢，就会成为无效业。</w:t>
       </w:r>
     </w:p>
     <w:p>
@@ -4158,7 +4158,7 @@
         <w:rPr>
           <w:b w:val="0"/>
         </w:rPr>
-        <w:t>自身受业呢，是指一条造业的塑形当中，第七个塑形星造下的业。在善或不善的七个塑形星当中，第一个塑形星并没有得到重复源的加强。同时，私心所刚刚第一次组织对该所源采取行动啊，所以各个心所之间的配合还不熟练，所以他的私心所所造下的业最弱。啊，第二个塑形肌呢，会在第二个塑形的基础上呢增强第三、第四第五第六个塑形也同样啊，由于得到重复而越来越熟练有力。那我们在讲到重复圆的时候提到过，那么对于第七个塑形星的强弱呢，有两种说法。</w:t>
+        <w:t>次生受业呢，是指一条造业的速行当中，第七个速行心造下的业。在善或不善的七个速行心当中，第一个速行心并没有得到重复缘的加强。同时，思心所刚刚第一次组织对该所源采取行动啊，所以各个心所之间的配合还不熟练，所以他的思心所所造下的业最弱。啊，第二个速行肌呢，会在第二个速行的基础上呢增强第三、第四第五第六个速行也同样啊，由于得到重复而越来越熟练有力。那我们在讲到重复缘的时候提到过，那么对于第七个速行心的强弱呢，有两种说法。</w:t>
       </w:r>
     </w:p>
     <w:p>
@@ -4181,7 +4181,7 @@
         <w:rPr>
           <w:b w:val="0"/>
         </w:rPr>
-        <w:t>好，那么后后授业呢，指的是第一个与第七个之间的啊，五个树形星造价的叶，他们从次生之后的下一生开始成熟，一直到近未来十万个劫或更久，只要他没有成熟，都还有力量在遇到因缘的时候成熟。</w:t>
+        <w:t>好，那么后后受业呢，指的是第一个与第七个之间的啊，五个速行心造价的业，他们从次生之后的下一生开始成熟，一直到近未来十万个劫或更久，只要他没有成熟，都还有力量在遇到因缘的时候成熟。</w:t>
       </w:r>
     </w:p>
     <w:p>
@@ -4204,7 +4204,7 @@
         <w:rPr>
           <w:b w:val="0"/>
         </w:rPr>
-        <w:t>那无效业呢，有三种情况啊，第一个呢，是第一个，塑形星造下的业，如果单身没有成熟，在这一期生命结束时就将成为无效液。第七个，树形星造下的业，将在造业之后的下一生成熟，若下一生没有成熟，也会成为无效业。包括佛陀独觉佛在内的阿拉汉圣者，在无余涅盘的时候，他们过去所有的善业，不善不善业都将成为无效业。另外，在一位初果圣者证得入流道的当下，所有不善业都将丧失在恶趣结生带来果报的能力啊。而不是所有的业都消失了，而是这一部分的能力就丧失了。</w:t>
+        <w:t>那无效业呢，有三种情况啊，第一个呢，是第一个，速行心造下的业，如果单身没有成熟，在这一期生命结束时就将成为无效业。第七个，速行心造下的业，将在造业之后的下一生成熟，若下一生没有成熟，也会成为无效业。包括佛陀独觉佛在内的阿拉汉圣者，在无余涅盘的时候，他们过去所有的善业，不善不善业都将成为无效业。另外，在一位初果圣者证得入流道的当下，所有不善业都将丧失在恶趣结生带来果报的能力啊。而不是所有的业都消失了，而是这一部分的能力就丧失了。</w:t>
       </w:r>
     </w:p>
     <w:p>
@@ -4227,7 +4227,7 @@
         <w:rPr>
           <w:b w:val="0"/>
         </w:rPr>
-        <w:t>那第一成熟之地呢，又有四种，第一种是不善业，第二种是欲界善业，第三种是色界善业，第四种是无色界善业。不善业呢，只在欲界或色界成熟造作，不善业时能生起，包括。八种贪根心、两种嗔根心和两种痴根心，总共有十二种不沾心。十二种不善心，除去调举，相应的吃根心呢啊，为什么呢？因为调举心呢，它很弱啊，没有节生的啊力量。那。除了它以外呢，都能导致恶趣的结生，但所有恶趣的结生心只有一种，就是舍去无因不善果报推脱心。</w:t>
+        <w:t>那第一成熟之地呢，又有四种，第一种是不善业，第二种是欲界善业，第三种是色界善业，第四种是无色界善业。不善业呢，只在欲界或色界成熟造作，不善业时能生起，包括。八种贪根心、两种嗔根心和两种痴根心，总共有十二种不沾心。十二种不善心，除去掉举，相应的吃根心呢啊，为什么呢？因为掉举心呢，它很弱啊，没有结生的啊力量。那。除了它以外呢，都能导致恶趣的结生，但所有恶趣的结生心只有一种，就是舍去无因不善果报推脱心。</w:t>
       </w:r>
     </w:p>
     <w:p>
@@ -7608,7 +7608,7 @@
         <w:rPr>
           <w:b w:val="0"/>
         </w:rPr>
-        <w:t>那么这样的称心的业呢？如果临终的时候成熟？啊，他会，他可能资助另外一个不善业而带来畜生道。啊，饿鬼道或者地狱道的节生，他自己独立不能完成，但是他会吃助另外一个。不善业，我们有一个尊者呢，啊，在检查他的过去生就发现啊，其中他某一生只是由于一个很小的不善业。就是一个简单的称心。在临终的时候成熟了。结果引来呢，过去生更强大的一个堕地狱的恶业啊。啊，那以至于那个堕地狱的恶业呢，啊，在他的资助下成熟为。令生业啊，他堕在地狱里面很长时间啊，这个，所以不善业，哪怕是小的不善业，也是要小心。</w:t>
+        <w:t>那么这样的嗔心的业呢？如果临终的时候成熟？啊，他会，他可能资助另外一个不善业而带来畜生道。啊，饿鬼道或者地狱道的结生，他自己独立不能完成，但是他会吃助另外一个。不善业，我们有一个尊者呢，啊，在检查他的过去生就发现啊，其中他某一生只是由于一个很小的不善业。就是一个简单的嗔心。在临终的时候成熟了。结果引来呢，过去生更强大的一个堕地狱的恶业啊。啊，那以至于那个堕地狱的恶业呢，啊，在他的资助下成熟为。令生业啊，他堕在地狱里面很长时间啊，这个，所以不善业，哪怕是小的不善业，也是要小心。</w:t>
       </w:r>
     </w:p>
     <w:p>
@@ -7821,7 +7821,7 @@
         <w:rPr>
           <w:b w:val="0"/>
         </w:rPr>
-        <w:t>如果他的投身呢，就是玉帝的十二区。啊，异地的社区，它产生的果报心呢，是无因舍聚不善果报推多心，同样的一种心的结构啊。但是力量有强弱，从普通的蚂蚁到像德瓦大大这样在无间地狱里面受苦的啊，生命啊。有人看到德瓦达达在无间地狱里面的身体非常的大啊，每一颗每一块肌肉都在受苦。那都是同样的一个结，生心，无因舍具不善果报推脱心。那么这样的。生命呢？那他还可能身体的啊，果报心呢啊，就是还有七个无因的不善果报心啊。还有无因的舍聚不善果报推夺性啊，这是彼所缘。好，那这个是。啊。不善业的果报。</w:t>
+        <w:t>如果他的投身呢，就是玉帝的十二区。啊，异地的社区，它产生的果报心呢，是无因舍聚不善果报推多心，同样的一种心的结构啊。但是力量有强弱，从普通的蚂蚁到像德瓦大大这样在无间地狱里面受苦的啊，生命啊。有人看到德瓦达达在无间地狱里面的身体非常的大啊，每一颗每一块肌肉都在受苦。那都是同样的一个结，生心，无因舍具不善果报推脱心。那么这样的。生命呢？那他还可能身体的啊，果报心呢啊，就是还有七个无因的不善果报心啊。还有无因的舍聚不善果报推度性啊，这是彼所缘。好，那这个是。啊。不善业的果报。</w:t>
       </w:r>
     </w:p>
     <w:p>
@@ -13181,7 +13181,7 @@
         <w:rPr>
           <w:b w:val="0"/>
         </w:rPr>
-        <w:t>《第43讲-摄缘-十二缘起与二十四缘-释二十四缘-业缘5-古源尊者-20230618（共修版）.pdf》：![拼版总图·《第43讲-摄缘-十二缘起与二十四缘-释二十四缘-业缘5-古源尊者-20230618（共修版）.pdf》](课件原图/拼版_7da9e548.png)</w:t>
+        <w:t>《第43讲-摄缘-十二缘起与二十四缘-释二十四缘-业缘5-古源尊者-20230618（共修版）.pdf》：![拼版总图·《第43讲-摄缘-十二缘起与二十四缘-释二十四缘-业缘5-古源尊者-20230618（共修版）.pdf》](课件原图/拼版_7da9e548.jpg)</w:t>
       </w:r>
     </w:p>
     <w:p>
@@ -13192,7 +13192,7 @@
         <w:rPr>
           <w:b w:val="0"/>
         </w:rPr>
-        <w:t>《第41讲-摄缘-十二缘起与二十四缘-释二十四缘-业缘3-古源尊者-20230528（共修版）.pdf》：![拼版总图·《第41讲-摄缘-十二缘起与二十四缘-释二十四缘-业缘3-古源尊者-20230528（共修版）.pdf》](课件原图/拼版_0f3edb08.png)</w:t>
+        <w:t>《第41讲-摄缘-十二缘起与二十四缘-释二十四缘-业缘3-古源尊者-20230528（共修版）.pdf》：![拼版总图·《第41讲-摄缘-十二缘起与二十四缘-释二十四缘-业缘3-古源尊者-20230528（共修版）.pdf》](课件原图/拼版_0f3edb08.jpg)</w:t>
       </w:r>
     </w:p>
     <w:p>
@@ -13203,7 +13203,7 @@
         <w:rPr>
           <w:b w:val="0"/>
         </w:rPr>
-        <w:t>《第11讲-摄缘-十二缘起与二十四缘-释二十四缘-因缘2-古源尊者-20220925（共修版）.pdf》：![拼版总图·《第11讲-摄缘-十二缘起与二十四缘-释二十四缘-因缘2-古源尊者-20220925（共修版）.pdf》](课件原图/拼版_8991d5ac.png)</w:t>
+        <w:t>《第11讲-摄缘-十二缘起与二十四缘-释二十四缘-因缘2-古源尊者-20220925（共修版）.pdf》：![拼版总图·《第11讲-摄缘-十二缘起与二十四缘-释二十四缘-因缘2-古源尊者-20220925（共修版）.pdf》](课件原图/拼版_8991d5ac.jpg)</w:t>
       </w:r>
     </w:p>
     <w:p>
@@ -13222,7 +13222,7 @@
         <w:rPr>
           <w:b w:val="0"/>
         </w:rPr>
-        <w:t>《第43讲-摄缘-十二缘起与二十四缘-释二十四缘-业缘5-古源尊者-20230618（共修版）.pdf》第1页（幻灯片截图·文字不可逐字提取）：![课件原图·《第43讲-摄缘-十二缘起与二十四缘-释二十四缘-业缘5-古源尊者-20230618（共修版）.pdf》·第1页](课件原图/课件原图_7da9e548_p01.png)</w:t>
+        <w:t>《第43讲-摄缘-十二缘起与二十四缘-释二十四缘-业缘5-古源尊者-20230618（共修版）.pdf》第1页（幻灯片截图·文字不可逐字提取）：![课件原图·《第43讲-摄缘-十二缘起与二十四缘-释二十四缘-业缘5-古源尊者-20230618（共修版）.pdf》·第1页](课件原图/课件原图_7da9e548_p01.jpg)</w:t>
       </w:r>
     </w:p>
     <w:p>
@@ -13233,7 +13233,7 @@
         <w:rPr>
           <w:b w:val="0"/>
         </w:rPr>
-        <w:t>《第43讲-摄缘-十二缘起与二十四缘-释二十四缘-业缘5-古源尊者-20230618（共修版）.pdf》第2页（幻灯片截图·文字不可逐字提取）：![课件原图·《第43讲-摄缘-十二缘起与二十四缘-释二十四缘-业缘5-古源尊者-20230618（共修版）.pdf》·第2页](课件原图/课件原图_7da9e548_p02.png)</w:t>
+        <w:t>《第43讲-摄缘-十二缘起与二十四缘-释二十四缘-业缘5-古源尊者-20230618（共修版）.pdf》第4页（幻灯片截图·文字不可逐字提取）：![课件原图·《第43讲-摄缘-十二缘起与二十四缘-释二十四缘-业缘5-古源尊者-20230618（共修版）.pdf》·第4页](课件原图/课件原图_7da9e548_p04.jpg)</w:t>
       </w:r>
     </w:p>
     <w:p>
@@ -13244,7 +13244,7 @@
         <w:rPr>
           <w:b w:val="0"/>
         </w:rPr>
-        <w:t>《第43讲-摄缘-十二缘起与二十四缘-释二十四缘-业缘5-古源尊者-20230618（共修版）.pdf》第4页（幻灯片截图·文字不可逐字提取）：![课件原图·《第43讲-摄缘-十二缘起与二十四缘-释二十四缘-业缘5-古源尊者-20230618（共修版）.pdf》·第4页](课件原图/课件原图_7da9e548_p04.png)</w:t>
+        <w:t>《第43讲-摄缘-十二缘起与二十四缘-释二十四缘-业缘5-古源尊者-20230618（共修版）.pdf》第12页（幻灯片截图·文字不可逐字提取）：![课件原图·《第43讲-摄缘-十二缘起与二十四缘-释二十四缘-业缘5-古源尊者-20230618（共修版）.pdf》·第12页](课件原图/课件原图_7da9e548_p12.jpg)</w:t>
       </w:r>
     </w:p>
     <w:p>
@@ -13255,7 +13255,7 @@
         <w:rPr>
           <w:b w:val="0"/>
         </w:rPr>
-        <w:t>《第43讲-摄缘-十二缘起与二十四缘-释二十四缘-业缘5-古源尊者-20230618（共修版）.pdf》第6页（幻灯片截图·文字不可逐字提取）：![课件原图·《第43讲-摄缘-十二缘起与二十四缘-释二十四缘-业缘5-古源尊者-20230618（共修版）.pdf》·第6页](课件原图/课件原图_7da9e548_p06.png)</w:t>
+        <w:t>《第41讲-摄缘-十二缘起与二十四缘-释二十四缘-业缘3-古源尊者-20230528（共修版）.pdf》第1页（幻灯片截图·文字不可逐字提取）：![课件原图·《第41讲-摄缘-十二缘起与二十四缘-释二十四缘-业缘3-古源尊者-20230528（共修版）.pdf》·第1页](课件原图/课件原图_0f3edb08_p01.jpg)</w:t>
       </w:r>
     </w:p>
     <w:p>
@@ -13266,7 +13266,7 @@
         <w:rPr>
           <w:b w:val="0"/>
         </w:rPr>
-        <w:t>《第43讲-摄缘-十二缘起与二十四缘-释二十四缘-业缘5-古源尊者-20230618（共修版）.pdf》第7页（幻灯片截图·文字不可逐字提取）：![课件原图·《第43讲-摄缘-十二缘起与二十四缘-释二十四缘-业缘5-古源尊者-20230618（共修版）.pdf》·第7页](课件原图/课件原图_7da9e548_p07.png)</w:t>
+        <w:t>《第41讲-摄缘-十二缘起与二十四缘-释二十四缘-业缘3-古源尊者-20230528（共修版）.pdf》第2页（不布施与布施对比图示·幻灯片截图）：![课件原图·《第41讲-摄缘-十二缘起与二十四缘-释二十四缘-业缘3-古源尊者-20230528（共修版）.pdf》·第2页](课件原图/课件原图_0f3edb08_p02.jpg)</w:t>
       </w:r>
     </w:p>
     <w:p>
@@ -13277,7 +13277,7 @@
         <w:rPr>
           <w:b w:val="0"/>
         </w:rPr>
-        <w:t>《第43讲-摄缘-十二缘起与二十四缘-释二十四缘-业缘5-古源尊者-20230618（共修版）.pdf》第8页（幻灯片截图·文字不可逐字提取）：![课件原图·《第43讲-摄缘-十二缘起与二十四缘-释二十四缘-业缘5-古源尊者-20230618（共修版）.pdf》·第8页](课件原图/课件原图_7da9e548_p08.png)</w:t>
+        <w:t>《第41讲-摄缘-十二缘起与二十四缘-释二十四缘-业缘3-古源尊者-20230528（共修版）.pdf》第4页（幻灯片截图·文字不可逐字提取）：![课件原图·《第41讲-摄缘-十二缘起与二十四缘-释二十四缘-业缘3-古源尊者-20230528（共修版）.pdf》·第4页](课件原图/课件原图_0f3edb08_p04.jpg)</w:t>
       </w:r>
     </w:p>
     <w:p>
@@ -13288,7 +13288,7 @@
         <w:rPr>
           <w:b w:val="0"/>
         </w:rPr>
-        <w:t>《第43讲-摄缘-十二缘起与二十四缘-释二十四缘-业缘5-古源尊者-20230618（共修版）.pdf》第9页（幻灯片截图·文字不可逐字提取）：![课件原图·《第43讲-摄缘-十二缘起与二十四缘-释二十四缘-业缘5-古源尊者-20230618（共修版）.pdf》·第9页](课件原图/课件原图_7da9e548_p09.png)</w:t>
+        <w:t>《第11讲-摄缘-十二缘起与二十四缘-释二十四缘-因缘2-古源尊者-20220925（共修版）.pdf》第1页（幻灯片截图·文字不可逐字提取）：![课件原图·《第11讲-摄缘-十二缘起与二十四缘-释二十四缘-因缘2-古源尊者-20220925（共修版）.pdf》·第1页](课件原图/课件原图_8991d5ac_p01.jpg)</w:t>
       </w:r>
     </w:p>
     <w:p>
@@ -13299,7 +13299,7 @@
         <w:rPr>
           <w:b w:val="0"/>
         </w:rPr>
-        <w:t>《第43讲-摄缘-十二缘起与二十四缘-释二十四缘-业缘5-古源尊者-20230618（共修版）.pdf》第10页（幻灯片截图·文字不可逐字提取）：![课件原图·《第43讲-摄缘-十二缘起与二十四缘-释二十四缘-业缘5-古源尊者-20230618（共修版）.pdf》·第10页](课件原图/课件原图_7da9e548_p10.png)</w:t>
+        <w:t>《第11讲-摄缘-十二缘起与二十四缘-释二十四缘-因缘2-古源尊者-20220925（共修版）.pdf》第3页（幻灯片截图·文字不可逐字提取）：![课件原图·《第11讲-摄缘-十二缘起与二十四缘-释二十四缘-因缘2-古源尊者-20220925（共修版）.pdf》·第3页](课件原图/课件原图_8991d5ac_p03.jpg)</w:t>
       </w:r>
     </w:p>
     <w:p>
@@ -13310,7 +13310,7 @@
         <w:rPr>
           <w:b w:val="0"/>
         </w:rPr>
-        <w:t>《第43讲-摄缘-十二缘起与二十四缘-释二十四缘-业缘5-古源尊者-20230618（共修版）.pdf》第12页（幻灯片截图·文字不可逐字提取）：![课件原图·《第43讲-摄缘-十二缘起与二十四缘-释二十四缘-业缘5-古源尊者-20230618（共修版）.pdf》·第12页](课件原图/课件原图_7da9e548_p12.png)</w:t>
+        <w:t>《第11讲-摄缘-十二缘起与二十四缘-释二十四缘-因缘2-古源尊者-20220925（共修版）.pdf》第5页（瞋之相／用·毒蛇图示幻灯片截图）：![课件原图·《第11讲-摄缘-十二缘起与二十四缘-释二十四缘-因缘2-古源尊者-20220925（共修版）.pdf》·第5页](课件原图/课件原图_8991d5ac_p05.jpg)</w:t>
       </w:r>
     </w:p>
     <w:p>
@@ -13321,546 +13321,7 @@
         <w:rPr>
           <w:b w:val="0"/>
         </w:rPr>
-        <w:t>《第43讲-摄缘-十二缘起与二十四缘-释二十四缘-业缘5-古源尊者-20230618（共修版）.pdf》第15页（幻灯片截图·文字不可逐字提取）：![课件原图·《第43讲-摄缘-十二缘起与二十四缘-释二十四缘-业缘5-古源尊者-20230618（共修版）.pdf》·第15页](课件原图/课件原图_7da9e548_p15.png)</w:t>
-      </w:r>
-    </w:p>
-    <w:p>
-      <w:pPr>
-        <w:pStyle w:val="ListBullet"/>
-      </w:pPr>
-      <w:r>
-        <w:rPr>
-          <w:b w:val="0"/>
-        </w:rPr>
-        <w:t>《第43讲-摄缘-十二缘起与二十四缘-释二十四缘-业缘5-古源尊者-20230618（共修版）.pdf》第16页（幻灯片截图·文字不可逐字提取）：![课件原图·《第43讲-摄缘-十二缘起与二十四缘-释二十四缘-业缘5-古源尊者-20230618（共修版）.pdf》·第16页](课件原图/课件原图_7da9e548_p16.png)</w:t>
-      </w:r>
-    </w:p>
-    <w:p>
-      <w:pPr>
-        <w:pStyle w:val="ListBullet"/>
-      </w:pPr>
-      <w:r>
-        <w:rPr>
-          <w:b w:val="0"/>
-        </w:rPr>
-        <w:t>《第43讲-摄缘-十二缘起与二十四缘-释二十四缘-业缘5-古源尊者-20230618（共修版）.pdf》第18页（幻灯片截图·文字不可逐字提取）：![课件原图·《第43讲-摄缘-十二缘起与二十四缘-释二十四缘-业缘5-古源尊者-20230618（共修版）.pdf》·第18页](课件原图/课件原图_7da9e548_p18.png)</w:t>
-      </w:r>
-    </w:p>
-    <w:p>
-      <w:pPr>
-        <w:pStyle w:val="ListBullet"/>
-      </w:pPr>
-      <w:r>
-        <w:rPr>
-          <w:b w:val="0"/>
-        </w:rPr>
-        <w:t>《第43讲-摄缘-十二缘起与二十四缘-释二十四缘-业缘5-古源尊者-20230618（共修版）.pdf》第19页（幻灯片截图·文字不可逐字提取）：![课件原图·《第43讲-摄缘-十二缘起与二十四缘-释二十四缘-业缘5-古源尊者-20230618（共修版）.pdf》·第19页](课件原图/课件原图_7da9e548_p19.png)</w:t>
-      </w:r>
-    </w:p>
-    <w:p>
-      <w:pPr>
-        <w:pStyle w:val="ListBullet"/>
-      </w:pPr>
-      <w:r>
-        <w:rPr>
-          <w:b w:val="0"/>
-        </w:rPr>
-        <w:t>《第43讲-摄缘-十二缘起与二十四缘-释二十四缘-业缘5-古源尊者-20230618（共修版）.pdf》第23页（幻灯片截图·文字不可逐字提取）：![课件原图·《第43讲-摄缘-十二缘起与二十四缘-释二十四缘-业缘5-古源尊者-20230618（共修版）.pdf》·第23页](课件原图/课件原图_7da9e548_p23.png)</w:t>
-      </w:r>
-    </w:p>
-    <w:p>
-      <w:pPr>
-        <w:pStyle w:val="ListBullet"/>
-      </w:pPr>
-      <w:r>
-        <w:rPr>
-          <w:b w:val="0"/>
-        </w:rPr>
-        <w:t>《第43讲-摄缘-十二缘起与二十四缘-释二十四缘-业缘5-古源尊者-20230618（共修版）.pdf》第25页（幻灯片截图·文字不可逐字提取）：![课件原图·《第43讲-摄缘-十二缘起与二十四缘-释二十四缘-业缘5-古源尊者-20230618（共修版）.pdf》·第25页](课件原图/课件原图_7da9e548_p25.png)</w:t>
-      </w:r>
-    </w:p>
-    <w:p>
-      <w:pPr>
-        <w:pStyle w:val="ListBullet"/>
-      </w:pPr>
-      <w:r>
-        <w:rPr>
-          <w:b w:val="0"/>
-        </w:rPr>
-        <w:t>《第43讲-摄缘-十二缘起与二十四缘-释二十四缘-业缘5-古源尊者-20230618（共修版）.pdf》第27页（幻灯片截图·文字不可逐字提取）：![课件原图·《第43讲-摄缘-十二缘起与二十四缘-释二十四缘-业缘5-古源尊者-20230618（共修版）.pdf》·第27页](课件原图/课件原图_7da9e548_p27.png)</w:t>
-      </w:r>
-    </w:p>
-    <w:p>
-      <w:pPr>
-        <w:pStyle w:val="ListBullet"/>
-      </w:pPr>
-      <w:r>
-        <w:rPr>
-          <w:b w:val="0"/>
-        </w:rPr>
-        <w:t>《第43讲-摄缘-十二缘起与二十四缘-释二十四缘-业缘5-古源尊者-20230618（共修版）.pdf》第29页（幻灯片截图·文字不可逐字提取）：![课件原图·《第43讲-摄缘-十二缘起与二十四缘-释二十四缘-业缘5-古源尊者-20230618（共修版）.pdf》·第29页](课件原图/课件原图_7da9e548_p29.png)</w:t>
-      </w:r>
-    </w:p>
-    <w:p>
-      <w:pPr>
-        <w:pStyle w:val="ListBullet"/>
-      </w:pPr>
-      <w:r>
-        <w:rPr>
-          <w:b w:val="0"/>
-        </w:rPr>
-        <w:t>《第43讲-摄缘-十二缘起与二十四缘-释二十四缘-业缘5-古源尊者-20230618（共修版）.pdf》第30页（幻灯片截图·文字不可逐字提取）：![课件原图·《第43讲-摄缘-十二缘起与二十四缘-释二十四缘-业缘5-古源尊者-20230618（共修版）.pdf》·第30页](课件原图/课件原图_7da9e548_p30.png)</w:t>
-      </w:r>
-    </w:p>
-    <w:p>
-      <w:pPr>
-        <w:pStyle w:val="ListBullet"/>
-      </w:pPr>
-      <w:r>
-        <w:rPr>
-          <w:b w:val="0"/>
-        </w:rPr>
-        <w:t>《第41讲-摄缘-十二缘起与二十四缘-释二十四缘-业缘3-古源尊者-20230528（共修版）.pdf》第1页（幻灯片截图·文字不可逐字提取）：![课件原图·《第41讲-摄缘-十二缘起与二十四缘-释二十四缘-业缘3-古源尊者-20230528（共修版）.pdf》·第1页](课件原图/课件原图_0f3edb08_p01.png)</w:t>
-      </w:r>
-    </w:p>
-    <w:p>
-      <w:pPr>
-        <w:pStyle w:val="ListBullet"/>
-      </w:pPr>
-      <w:r>
-        <w:rPr>
-          <w:b w:val="0"/>
-        </w:rPr>
-        <w:t>《第41讲-摄缘-十二缘起与二十四缘-释二十四缘-业缘3-古源尊者-20230528（共修版）.pdf》第2页（不布施与布施对比图示·幻灯片截图）：![课件原图·《第41讲-摄缘-十二缘起与二十四缘-释二十四缘-业缘3-古源尊者-20230528（共修版）.pdf》·第2页](课件原图/课件原图_0f3edb08_p02.png)</w:t>
-      </w:r>
-    </w:p>
-    <w:p>
-      <w:pPr>
-        <w:pStyle w:val="ListBullet"/>
-      </w:pPr>
-      <w:r>
-        <w:rPr>
-          <w:b w:val="0"/>
-        </w:rPr>
-        <w:t>《第41讲-摄缘-十二缘起与二十四缘-释二十四缘-业缘3-古源尊者-20230528（共修版）.pdf》第4页（幻灯片截图·文字不可逐字提取）：![课件原图·《第41讲-摄缘-十二缘起与二十四缘-释二十四缘-业缘3-古源尊者-20230528（共修版）.pdf》·第4页](课件原图/课件原图_0f3edb08_p04.png)</w:t>
-      </w:r>
-    </w:p>
-    <w:p>
-      <w:pPr>
-        <w:pStyle w:val="ListBullet"/>
-      </w:pPr>
-      <w:r>
-        <w:rPr>
-          <w:b w:val="0"/>
-        </w:rPr>
-        <w:t>《第41讲-摄缘-十二缘起与二十四缘-释二十四缘-业缘3-古源尊者-20230528（共修版）.pdf》第6页（幻灯片截图·文字不可逐字提取）：![课件原图·《第41讲-摄缘-十二缘起与二十四缘-释二十四缘-业缘3-古源尊者-20230528（共修版）.pdf》·第6页](课件原图/课件原图_0f3edb08_p06.png)</w:t>
-      </w:r>
-    </w:p>
-    <w:p>
-      <w:pPr>
-        <w:pStyle w:val="ListBullet"/>
-      </w:pPr>
-      <w:r>
-        <w:rPr>
-          <w:b w:val="0"/>
-        </w:rPr>
-        <w:t>《第41讲-摄缘-十二缘起与二十四缘-释二十四缘-业缘3-古源尊者-20230528（共修版）.pdf》第9页（幻灯片截图·文字不可逐字提取）：![课件原图·《第41讲-摄缘-十二缘起与二十四缘-释二十四缘-业缘3-古源尊者-20230528（共修版）.pdf》·第9页](课件原图/课件原图_0f3edb08_p09.png)</w:t>
-      </w:r>
-    </w:p>
-    <w:p>
-      <w:pPr>
-        <w:pStyle w:val="ListBullet"/>
-      </w:pPr>
-      <w:r>
-        <w:rPr>
-          <w:b w:val="0"/>
-        </w:rPr>
-        <w:t>《第41讲-摄缘-十二缘起与二十四缘-释二十四缘-业缘3-古源尊者-20230528（共修版）.pdf》第11页（幻灯片截图·文字不可逐字提取）：![课件原图·《第41讲-摄缘-十二缘起与二十四缘-释二十四缘-业缘3-古源尊者-20230528（共修版）.pdf》·第11页](课件原图/课件原图_0f3edb08_p11.png)</w:t>
-      </w:r>
-    </w:p>
-    <w:p>
-      <w:pPr>
-        <w:pStyle w:val="ListBullet"/>
-      </w:pPr>
-      <w:r>
-        <w:rPr>
-          <w:b w:val="0"/>
-        </w:rPr>
-        <w:t>《第41讲-摄缘-十二缘起与二十四缘-释二十四缘-业缘3-古源尊者-20230528（共修版）.pdf》第12页（幻灯片截图·文字不可逐字提取）：![课件原图·《第41讲-摄缘-十二缘起与二十四缘-释二十四缘-业缘3-古源尊者-20230528（共修版）.pdf》·第12页](课件原图/课件原图_0f3edb08_p12.png)</w:t>
-      </w:r>
-    </w:p>
-    <w:p>
-      <w:pPr>
-        <w:pStyle w:val="ListBullet"/>
-      </w:pPr>
-      <w:r>
-        <w:rPr>
-          <w:b w:val="0"/>
-        </w:rPr>
-        <w:t>《第41讲-摄缘-十二缘起与二十四缘-释二十四缘-业缘3-古源尊者-20230528（共修版）.pdf》第14页（幻灯片截图·文字不可逐字提取）：![课件原图·《第41讲-摄缘-十二缘起与二十四缘-释二十四缘-业缘3-古源尊者-20230528（共修版）.pdf》·第14页](课件原图/课件原图_0f3edb08_p14.png)</w:t>
-      </w:r>
-    </w:p>
-    <w:p>
-      <w:pPr>
-        <w:pStyle w:val="ListBullet"/>
-      </w:pPr>
-      <w:r>
-        <w:rPr>
-          <w:b w:val="0"/>
-        </w:rPr>
-        <w:t>《第41讲-摄缘-十二缘起与二十四缘-释二十四缘-业缘3-古源尊者-20230528（共修版）.pdf》第15页（幻灯片截图·文字不可逐字提取）：![课件原图·《第41讲-摄缘-十二缘起与二十四缘-释二十四缘-业缘3-古源尊者-20230528（共修版）.pdf》·第15页](课件原图/课件原图_0f3edb08_p15.png)</w:t>
-      </w:r>
-    </w:p>
-    <w:p>
-      <w:pPr>
-        <w:pStyle w:val="ListBullet"/>
-      </w:pPr>
-      <w:r>
-        <w:rPr>
-          <w:b w:val="0"/>
-        </w:rPr>
-        <w:t>《第41讲-摄缘-十二缘起与二十四缘-释二十四缘-业缘3-古源尊者-20230528（共修版）.pdf》第17页（幻灯片截图·文字不可逐字提取）：![课件原图·《第41讲-摄缘-十二缘起与二十四缘-释二十四缘-业缘3-古源尊者-20230528（共修版）.pdf》·第17页](课件原图/课件原图_0f3edb08_p17.png)</w:t>
-      </w:r>
-    </w:p>
-    <w:p>
-      <w:pPr>
-        <w:pStyle w:val="ListBullet"/>
-      </w:pPr>
-      <w:r>
-        <w:rPr>
-          <w:b w:val="0"/>
-        </w:rPr>
-        <w:t>《第41讲-摄缘-十二缘起与二十四缘-释二十四缘-业缘3-古源尊者-20230528（共修版）.pdf》第19页（幻灯片截图·文字不可逐字提取）：![课件原图·《第41讲-摄缘-十二缘起与二十四缘-释二十四缘-业缘3-古源尊者-20230528（共修版）.pdf》·第19页](课件原图/课件原图_0f3edb08_p19.png)</w:t>
-      </w:r>
-    </w:p>
-    <w:p>
-      <w:pPr>
-        <w:pStyle w:val="ListBullet"/>
-      </w:pPr>
-      <w:r>
-        <w:rPr>
-          <w:b w:val="0"/>
-        </w:rPr>
-        <w:t>《第41讲-摄缘-十二缘起与二十四缘-释二十四缘-业缘3-古源尊者-20230528（共修版）.pdf》第21页（幻灯片截图·文字不可逐字提取）：![课件原图·《第41讲-摄缘-十二缘起与二十四缘-释二十四缘-业缘3-古源尊者-20230528（共修版）.pdf》·第21页](课件原图/课件原图_0f3edb08_p21.png)</w:t>
-      </w:r>
-    </w:p>
-    <w:p>
-      <w:pPr>
-        <w:pStyle w:val="ListBullet"/>
-      </w:pPr>
-      <w:r>
-        <w:rPr>
-          <w:b w:val="0"/>
-        </w:rPr>
-        <w:t>《第41讲-摄缘-十二缘起与二十四缘-释二十四缘-业缘3-古源尊者-20230528（共修版）.pdf》第23页（幻灯片截图·文字不可逐字提取）：![课件原图·《第41讲-摄缘-十二缘起与二十四缘-释二十四缘-业缘3-古源尊者-20230528（共修版）.pdf》·第23页](课件原图/课件原图_0f3edb08_p23.png)</w:t>
-      </w:r>
-    </w:p>
-    <w:p>
-      <w:pPr>
-        <w:pStyle w:val="ListBullet"/>
-      </w:pPr>
-      <w:r>
-        <w:rPr>
-          <w:b w:val="0"/>
-        </w:rPr>
-        <w:t>《第41讲-摄缘-十二缘起与二十四缘-释二十四缘-业缘3-古源尊者-20230528（共修版）.pdf》第25页（幻灯片截图·文字不可逐字提取）：![课件原图·《第41讲-摄缘-十二缘起与二十四缘-释二十四缘-业缘3-古源尊者-20230528（共修版）.pdf》·第25页](课件原图/课件原图_0f3edb08_p25.png)</w:t>
-      </w:r>
-    </w:p>
-    <w:p>
-      <w:pPr>
-        <w:pStyle w:val="ListBullet"/>
-      </w:pPr>
-      <w:r>
-        <w:rPr>
-          <w:b w:val="0"/>
-        </w:rPr>
-        <w:t>《第41讲-摄缘-十二缘起与二十四缘-释二十四缘-业缘3-古源尊者-20230528（共修版）.pdf》第26页（幻灯片截图·文字不可逐字提取）：![课件原图·《第41讲-摄缘-十二缘起与二十四缘-释二十四缘-业缘3-古源尊者-20230528（共修版）.pdf》·第26页](课件原图/课件原图_0f3edb08_p26.png)</w:t>
-      </w:r>
-    </w:p>
-    <w:p>
-      <w:pPr>
-        <w:pStyle w:val="ListBullet"/>
-      </w:pPr>
-      <w:r>
-        <w:rPr>
-          <w:b w:val="0"/>
-        </w:rPr>
-        <w:t>《第41讲-摄缘-十二缘起与二十四缘-释二十四缘-业缘3-古源尊者-20230528（共修版）.pdf》第30页（幻灯片截图·文字不可逐字提取）：![课件原图·《第41讲-摄缘-十二缘起与二十四缘-释二十四缘-业缘3-古源尊者-20230528（共修版）.pdf》·第30页](课件原图/课件原图_0f3edb08_p30.png)</w:t>
-      </w:r>
-    </w:p>
-    <w:p>
-      <w:pPr>
-        <w:pStyle w:val="ListBullet"/>
-      </w:pPr>
-      <w:r>
-        <w:rPr>
-          <w:b w:val="0"/>
-        </w:rPr>
-        <w:t>《第41讲-摄缘-十二缘起与二十四缘-释二十四缘-业缘3-古源尊者-20230528（共修版）.pdf》第32页（幻灯片截图·文字不可逐字提取）：![课件原图·《第41讲-摄缘-十二缘起与二十四缘-释二十四缘-业缘3-古源尊者-20230528（共修版）.pdf》·第32页](课件原图/课件原图_0f3edb08_p32.png)</w:t>
-      </w:r>
-    </w:p>
-    <w:p>
-      <w:pPr>
-        <w:pStyle w:val="ListBullet"/>
-      </w:pPr>
-      <w:r>
-        <w:rPr>
-          <w:b w:val="0"/>
-        </w:rPr>
-        <w:t>《第11讲-摄缘-十二缘起与二十四缘-释二十四缘-因缘2-古源尊者-20220925（共修版）.pdf》第1页（幻灯片截图·文字不可逐字提取）：![课件原图·《第11讲-摄缘-十二缘起与二十四缘-释二十四缘-因缘2-古源尊者-20220925（共修版）.pdf》·第1页](课件原图/课件原图_8991d5ac_p01.png)</w:t>
-      </w:r>
-    </w:p>
-    <w:p>
-      <w:pPr>
-        <w:pStyle w:val="ListBullet"/>
-      </w:pPr>
-      <w:r>
-        <w:rPr>
-          <w:b w:val="0"/>
-        </w:rPr>
-        <w:t>《第11讲-摄缘-十二缘起与二十四缘-释二十四缘-因缘2-古源尊者-20220925（共修版）.pdf》第2页（幻灯片截图·文字不可逐字提取）：![课件原图·《第11讲-摄缘-十二缘起与二十四缘-释二十四缘-因缘2-古源尊者-20220925（共修版）.pdf》·第2页](课件原图/课件原图_8991d5ac_p02.png)</w:t>
-      </w:r>
-    </w:p>
-    <w:p>
-      <w:pPr>
-        <w:pStyle w:val="ListBullet"/>
-      </w:pPr>
-      <w:r>
-        <w:rPr>
-          <w:b w:val="0"/>
-        </w:rPr>
-        <w:t>《第11讲-摄缘-十二缘起与二十四缘-释二十四缘-因缘2-古源尊者-20220925（共修版）.pdf》第3页（幻灯片截图·文字不可逐字提取）：![课件原图·《第11讲-摄缘-十二缘起与二十四缘-释二十四缘-因缘2-古源尊者-20220925（共修版）.pdf》·第3页](课件原图/课件原图_8991d5ac_p03.png)</w:t>
-      </w:r>
-    </w:p>
-    <w:p>
-      <w:pPr>
-        <w:pStyle w:val="ListBullet"/>
-      </w:pPr>
-      <w:r>
-        <w:rPr>
-          <w:b w:val="0"/>
-        </w:rPr>
-        <w:t>《第11讲-摄缘-十二缘起与二十四缘-释二十四缘-因缘2-古源尊者-20220925（共修版）.pdf》第4页（幻灯片截图·文字不可逐字提取）：![课件原图·《第11讲-摄缘-十二缘起与二十四缘-释二十四缘-因缘2-古源尊者-20220925（共修版）.pdf》·第4页](课件原图/课件原图_8991d5ac_p04.png)</w:t>
-      </w:r>
-    </w:p>
-    <w:p>
-      <w:pPr>
-        <w:pStyle w:val="ListBullet"/>
-      </w:pPr>
-      <w:r>
-        <w:rPr>
-          <w:b w:val="0"/>
-        </w:rPr>
-        <w:t>《第11讲-摄缘-十二缘起与二十四缘-释二十四缘-因缘2-古源尊者-20220925（共修版）.pdf》第5页（瞋之相／用·毒蛇图示幻灯片截图）：![课件原图·《第11讲-摄缘-十二缘起与二十四缘-释二十四缘-因缘2-古源尊者-20220925（共修版）.pdf》·第5页](课件原图/课件原图_8991d5ac_p05.png)</w:t>
-      </w:r>
-    </w:p>
-    <w:p>
-      <w:pPr>
-        <w:pStyle w:val="ListBullet"/>
-      </w:pPr>
-      <w:r>
-        <w:rPr>
-          <w:b w:val="0"/>
-        </w:rPr>
-        <w:t>《第11讲-摄缘-十二缘起与二十四缘-释二十四缘-因缘2-古源尊者-20220925（共修版）.pdf》第6页（幻灯片截图·文字不可逐字提取）：![课件原图·《第11讲-摄缘-十二缘起与二十四缘-释二十四缘-因缘2-古源尊者-20220925（共修版）.pdf》·第6页](课件原图/课件原图_8991d5ac_p06.png)</w:t>
-      </w:r>
-    </w:p>
-    <w:p>
-      <w:pPr>
-        <w:pStyle w:val="ListBullet"/>
-      </w:pPr>
-      <w:r>
-        <w:rPr>
-          <w:b w:val="0"/>
-        </w:rPr>
-        <w:t>《第11讲-摄缘-十二缘起与二十四缘-释二十四缘-因缘2-古源尊者-20220925（共修版）.pdf》第7页（幻灯片截图·文字不可逐字提取）：![课件原图·《第11讲-摄缘-十二缘起与二十四缘-释二十四缘-因缘2-古源尊者-20220925（共修版）.pdf》·第7页](课件原图/课件原图_8991d5ac_p07.png)</w:t>
-      </w:r>
-    </w:p>
-    <w:p>
-      <w:pPr>
-        <w:pStyle w:val="ListBullet"/>
-      </w:pPr>
-      <w:r>
-        <w:rPr>
-          <w:b w:val="0"/>
-        </w:rPr>
-        <w:t>《第11讲-摄缘-十二缘起与二十四缘-释二十四缘-因缘2-古源尊者-20220925（共修版）.pdf》第9页（幻灯片截图·文字不可逐字提取）：![课件原图·《第11讲-摄缘-十二缘起与二十四缘-释二十四缘-因缘2-古源尊者-20220925（共修版）.pdf》·第9页](课件原图/课件原图_8991d5ac_p09.png)</w:t>
-      </w:r>
-    </w:p>
-    <w:p>
-      <w:pPr>
-        <w:pStyle w:val="ListBullet"/>
-      </w:pPr>
-      <w:r>
-        <w:rPr>
-          <w:b w:val="0"/>
-        </w:rPr>
-        <w:t>《第11讲-摄缘-十二缘起与二十四缘-释二十四缘-因缘2-古源尊者-20220925（共修版）.pdf》第11页（幻灯片截图·文字不可逐字提取）：![课件原图·《第11讲-摄缘-十二缘起与二十四缘-释二十四缘-因缘2-古源尊者-20220925（共修版）.pdf》·第11页](课件原图/课件原图_8991d5ac_p11.png)</w:t>
-      </w:r>
-    </w:p>
-    <w:p>
-      <w:pPr>
-        <w:pStyle w:val="ListBullet"/>
-      </w:pPr>
-      <w:r>
-        <w:rPr>
-          <w:b w:val="0"/>
-        </w:rPr>
-        <w:t>《第11讲-摄缘-十二缘起与二十四缘-释二十四缘-因缘2-古源尊者-20220925（共修版）.pdf》第12页（幻灯片截图·文字不可逐字提取）：![课件原图·《第11讲-摄缘-十二缘起与二十四缘-释二十四缘-因缘2-古源尊者-20220925（共修版）.pdf》·第12页](课件原图/课件原图_8991d5ac_p12.png)</w:t>
-      </w:r>
-    </w:p>
-    <w:p>
-      <w:pPr>
-        <w:pStyle w:val="ListBullet"/>
-      </w:pPr>
-      <w:r>
-        <w:rPr>
-          <w:b w:val="0"/>
-        </w:rPr>
-        <w:t>《第11讲-摄缘-十二缘起与二十四缘-释二十四缘-因缘2-古源尊者-20220925（共修版）.pdf》第15页（幻灯片截图·文字不可逐字提取）：![课件原图·《第11讲-摄缘-十二缘起与二十四缘-释二十四缘-因缘2-古源尊者-20220925（共修版）.pdf》·第15页](课件原图/课件原图_8991d5ac_p15.png)</w:t>
-      </w:r>
-    </w:p>
-    <w:p>
-      <w:pPr>
-        <w:pStyle w:val="ListBullet"/>
-      </w:pPr>
-      <w:r>
-        <w:rPr>
-          <w:b w:val="0"/>
-        </w:rPr>
-        <w:t>《第11讲-摄缘-十二缘起与二十四缘-释二十四缘-因缘2-古源尊者-20220925（共修版）.pdf》第18页（幻灯片截图·文字不可逐字提取）：![课件原图·《第11讲-摄缘-十二缘起与二十四缘-释二十四缘-因缘2-古源尊者-20220925（共修版）.pdf》·第18页](课件原图/课件原图_8991d5ac_p18.png)</w:t>
-      </w:r>
-    </w:p>
-    <w:p>
-      <w:pPr>
-        <w:pStyle w:val="ListBullet"/>
-      </w:pPr>
-      <w:r>
-        <w:rPr>
-          <w:b w:val="0"/>
-        </w:rPr>
-        <w:t>《第11讲-摄缘-十二缘起与二十四缘-释二十四缘-因缘2-古源尊者-20220925（共修版）.pdf》第19页（幻灯片截图·文字不可逐字提取）：![课件原图·《第11讲-摄缘-十二缘起与二十四缘-释二十四缘-因缘2-古源尊者-20220925（共修版）.pdf》·第19页](课件原图/课件原图_8991d5ac_p19.png)</w:t>
-      </w:r>
-    </w:p>
-    <w:p>
-      <w:pPr>
-        <w:pStyle w:val="ListBullet"/>
-      </w:pPr>
-      <w:r>
-        <w:rPr>
-          <w:b w:val="0"/>
-        </w:rPr>
-        <w:t>《第11讲-摄缘-十二缘起与二十四缘-释二十四缘-因缘2-古源尊者-20220925（共修版）.pdf》第20页（幻灯片截图·文字不可逐字提取）：![课件原图·《第11讲-摄缘-十二缘起与二十四缘-释二十四缘-因缘2-古源尊者-20220925（共修版）.pdf》·第20页](课件原图/课件原图_8991d5ac_p20.png)</w:t>
-      </w:r>
-    </w:p>
-    <w:p>
-      <w:pPr>
-        <w:pStyle w:val="ListBullet"/>
-      </w:pPr>
-      <w:r>
-        <w:rPr>
-          <w:b w:val="0"/>
-        </w:rPr>
-        <w:t>《第11讲-摄缘-十二缘起与二十四缘-释二十四缘-因缘2-古源尊者-20220925（共修版）.pdf》第21页（幻灯片截图·文字不可逐字提取）：![课件原图·《第11讲-摄缘-十二缘起与二十四缘-释二十四缘-因缘2-古源尊者-20220925（共修版）.pdf》·第21页](课件原图/课件原图_8991d5ac_p21.png)</w:t>
-      </w:r>
-    </w:p>
-    <w:p>
-      <w:pPr>
-        <w:pStyle w:val="ListBullet"/>
-      </w:pPr>
-      <w:r>
-        <w:rPr>
-          <w:b w:val="0"/>
-        </w:rPr>
-        <w:t>《第11讲-摄缘-十二缘起与二十四缘-释二十四缘-因缘2-古源尊者-20220925（共修版）.pdf》第22页（幻灯片截图·文字不可逐字提取）：![课件原图·《第11讲-摄缘-十二缘起与二十四缘-释二十四缘-因缘2-古源尊者-20220925（共修版）.pdf》·第22页](课件原图/课件原图_8991d5ac_p22.png)</w:t>
-      </w:r>
-    </w:p>
-    <w:p>
-      <w:pPr>
-        <w:pStyle w:val="ListBullet"/>
-      </w:pPr>
-      <w:r>
-        <w:rPr>
-          <w:b w:val="0"/>
-        </w:rPr>
-        <w:t>《第11讲-摄缘-十二缘起与二十四缘-释二十四缘-因缘2-古源尊者-20220925（共修版）.pdf》第23页（幻灯片截图·文字不可逐字提取）：![课件原图·《第11讲-摄缘-十二缘起与二十四缘-释二十四缘-因缘2-古源尊者-20220925（共修版）.pdf》·第23页](课件原图/课件原图_8991d5ac_p23.png)</w:t>
-      </w:r>
-    </w:p>
-    <w:p>
-      <w:pPr>
-        <w:pStyle w:val="ListBullet"/>
-      </w:pPr>
-      <w:r>
-        <w:rPr>
-          <w:b w:val="0"/>
-        </w:rPr>
-        <w:t>《第11讲-摄缘-十二缘起与二十四缘-释二十四缘-因缘2-古源尊者-20220925（共修版）.pdf》第24页（幻灯片截图·文字不可逐字提取）：![课件原图·《第11讲-摄缘-十二缘起与二十四缘-释二十四缘-因缘2-古源尊者-20220925（共修版）.pdf》·第24页](课件原图/课件原图_8991d5ac_p24.png)</w:t>
-      </w:r>
-    </w:p>
-    <w:p>
-      <w:pPr>
-        <w:pStyle w:val="ListBullet"/>
-      </w:pPr>
-      <w:r>
-        <w:rPr>
-          <w:b w:val="0"/>
-        </w:rPr>
-        <w:t>《第11讲-摄缘-十二缘起与二十四缘-释二十四缘-因缘2-古源尊者-20220925（共修版）.pdf》第28页（幻灯片截图·文字不可逐字提取）：![课件原图·《第11讲-摄缘-十二缘起与二十四缘-释二十四缘-因缘2-古源尊者-20220925（共修版）.pdf》·第28页](课件原图/课件原图_8991d5ac_p28.png)</w:t>
-      </w:r>
-    </w:p>
-    <w:p>
-      <w:pPr>
-        <w:pStyle w:val="ListBullet"/>
-      </w:pPr>
-      <w:r>
-        <w:rPr>
-          <w:b w:val="0"/>
-        </w:rPr>
-        <w:t>《第11讲-摄缘-十二缘起与二十四缘-释二十四缘-因缘2-古源尊者-20220925（共修版）.pdf》第30页（幻灯片截图·文字不可逐字提取）：![课件原图·《第11讲-摄缘-十二缘起与二十四缘-释二十四缘-因缘2-古源尊者-20220925（共修版）.pdf》·第30页](课件原图/课件原图_8991d5ac_p30.png)</w:t>
-      </w:r>
-    </w:p>
-    <w:p>
-      <w:pPr>
-        <w:pStyle w:val="ListBullet"/>
-      </w:pPr>
-      <w:r>
-        <w:rPr>
-          <w:b w:val="0"/>
-        </w:rPr>
-        <w:t>《第11讲-摄缘-十二缘起与二十四缘-释二十四缘-因缘2-古源尊者-20220925（共修版）.pdf》第31页（幻灯片截图·文字不可逐字提取）：![课件原图·《第11讲-摄缘-十二缘起与二十四缘-释二十四缘-因缘2-古源尊者-20220925（共修版）.pdf》·第31页](课件原图/课件原图_8991d5ac_p31.png)</w:t>
-      </w:r>
-    </w:p>
-    <w:p>
-      <w:pPr>
-        <w:pStyle w:val="ListBullet"/>
-      </w:pPr>
-      <w:r>
-        <w:rPr>
-          <w:b w:val="0"/>
-        </w:rPr>
-        <w:t>《第11讲-摄缘-十二缘起与二十四缘-释二十四缘-因缘2-古源尊者-20220925（共修版）.pdf》第33页（幻灯片截图·文字不可逐字提取）：![课件原图·《第11讲-摄缘-十二缘起与二十四缘-释二十四缘-因缘2-古源尊者-20220925（共修版）.pdf》·第33页](课件原图/课件原图_8991d5ac_p33.png)</w:t>
-      </w:r>
-    </w:p>
-    <w:p>
-      <w:pPr>
-        <w:pStyle w:val="ListBullet"/>
-      </w:pPr>
-      <w:r>
-        <w:rPr>
-          <w:b w:val="0"/>
-        </w:rPr>
-        <w:t>《第11讲-摄缘-十二缘起与二十四缘-释二十四缘-因缘2-古源尊者-20220925（共修版）.pdf》第36页（幻灯片截图·文字不可逐字提取）：![课件原图·《第11讲-摄缘-十二缘起与二十四缘-释二十四缘-因缘2-古源尊者-20220925（共修版）.pdf》·第36页](课件原图/课件原图_8991d5ac_p36.png)</w:t>
-      </w:r>
-    </w:p>
-    <w:p>
-      <w:pPr>
-        <w:pStyle w:val="ListBullet"/>
-      </w:pPr>
-      <w:r>
-        <w:rPr>
-          <w:b w:val="0"/>
-        </w:rPr>
-        <w:t>《第11讲-摄缘-十二缘起与二十四缘-释二十四缘-因缘2-古源尊者-20220925（共修版）.pdf》第38页（幻灯片截图·文字不可逐字提取）：![课件原图·《第11讲-摄缘-十二缘起与二十四缘-释二十四缘-因缘2-古源尊者-20220925（共修版）.pdf》·第38页](课件原图/课件原图_8991d5ac_p38.png)</w:t>
+        <w:t>《第11讲-摄缘-十二缘起与二十四缘-释二十四缘-因缘2-古源尊者-20220925（共修版）.pdf》第12页（幻灯片截图·文字不可逐字提取）：![课件原图·《第11讲-摄缘-十二缘起与二十四缘-释二十四缘-因缘2-古源尊者-20220925（共修版）.pdf》·第12页](课件原图/课件原图_8991d5ac_p12.jpg)</w:t>
       </w:r>
     </w:p>
     <w:sectPr>

--- a/交付成果/第三轮修订版/第三轮4周版/读书会13_业与轮回_4周资料包（第三版修订）/Word版/第2周_业的成熟与善不善业_主持人版.docx
+++ b/交付成果/第三轮修订版/第三轮4周版/读书会13_业与轮回_4周资料包（第三版修订）/Word版/第2周_业的成熟与善不善业_主持人版.docx
@@ -2935,7 +2935,7 @@
         <w:rPr>
           <w:b w:val="0"/>
         </w:rPr>
-        <w:t>所谓次生受业呢，是指我们这个一条速行心里面的第七个速行心。这个第一颗七颗速行心，它的力量呢是有争议的，有些西亚多说啊，这个第七个速行心它得到了啊，从一二三四五六哈重复下来的最强的重复缘的原力的支持。因此，第七个速行心的狮心锁的力量是最强的。也有西亚多说啊，第七个速行心它已经临近啊，这个速行的结束哈，要落入比索园和。有分啊，要落入有分，所以呢，它的力量是第二弱啊，它这个这个这个这个。如果它的这个业呢，它只能在下一生成熟啊，如果下一生不能成熟呢，它将成为无效业。</w:t>
+        <w:t>所谓次生受业呢，是指我们这个一条速行心里面的第七个速行心。这个第一颗七颗速行心，它的力量呢是有争议的，有些西亚多说啊，这个第七个速行心它得到了啊，从一二三四五六哈重复下来的最强的重复缘的原力的支持。因此，第七个速行心的思心所的力量是最强的。也有西亚多说啊，第七个速行心它已经临近啊，这个速行的结束哈，要落入彼所缘和。有分啊，要落入有分，所以呢，它的力量是第二弱啊，它这个这个这个这个。如果它的这个业呢，它只能在下一生成熟啊，如果下一生不能成熟呢，它将成为无效业。</w:t>
       </w:r>
     </w:p>
     <w:p>
@@ -2981,7 +2981,7 @@
         <w:rPr>
           <w:b w:val="0"/>
         </w:rPr>
-        <w:t>但是有一点是共识的，就是第七个速行心啊，它只会在我们单身的下一生成熟，如果不成熟，也会成为无效业。这个叫次生受业后后受业呢，指的是这个啊，二三四五六的。这个。啊，造下的这个速行啊，这个这个速行所造下的业啊，他从我们单身开始啊，这个算起的第三生就是我们这一生的下一生的下一生啊，才会开始成熟啊。那么一知到尽未来际啊，十万大劫以上，如果他没有成熟，都还有力量遇到因缘的时候成熟。</w:t>
+        <w:t>但是有一点是共识的，就是第七个速行心啊，它只会在我们当生的下一生成熟，如果不成熟，也会成为无效业。这个叫次生受业后后受业呢，指的是这个啊，二三四五六的。这个。啊，造下的这个速行啊，这个这个速行所造下的业啊，他从我们当生开始啊，这个算起的第三生就是我们这一生的下一生的下一生啊，才会开始成熟啊。那么一知到尽未来际啊，十万大劫以上，如果他没有成熟，都还有力量遇到因缘的时候成熟。</w:t>
       </w:r>
     </w:p>
     <w:p>
@@ -3382,7 +3382,7 @@
         <w:rPr>
           <w:b w:val="0"/>
         </w:rPr>
-        <w:t>嗯。四组啊业的运作方式哈。嗯，第一组呢。是。一成熟的时间。分别是现法受业。有时也就是说，在单身成熟的业。第二组呢，啊。是啊，第二个呢是次生受业。就是紧跟着下一生成熟的业。第三个是后后受业，就是下一生之后的。啊，某一生成熟的业。第四个是无效业。就是。未能够成熟的业。它包括无法成熟的现法受业。或赤身所言。也就是说，他成为有名无实的业。当一位阿拉汉般涅槃无一灭尽之后。它的无效业呢，就包括包括了这个。过去啊，现在你未来可能要受的这所有的业。啊，就全部称为无效业。因为般涅槃以后不可能有再有业会成熟啊。</w:t>
+        <w:t>嗯。四组啊业的运作方式哈。嗯，第一组呢。是。一成熟的时间。分别是现法受业。有时也就是说，在当生成熟的业。第二组呢，啊。是啊，第二个呢是次生受业。就是紧跟着下一生成熟的业。第三个是后后受业，就是下一生之后的。啊，某一生成熟的业。第四个是无效业。就是。未能够成熟的业。它包括无法成熟的现法受业。或次生受业。也就是说，他成为有名无实的业。当一位阿拉汉般涅槃无一灭尽之后。它的无效业呢，就包括包括了这个。过去啊，现在你未来可能要受的这所有的业。啊，就全部称为无效业。因为般涅槃以后不可能有再有业会成熟啊。</w:t>
       </w:r>
     </w:p>
     <w:p>
@@ -3520,7 +3520,7 @@
         <w:rPr>
           <w:b w:val="0"/>
         </w:rPr>
-        <w:t>那么在单身成熟的时候。凡是这一生造下的第一个树。行星的业。如果你在这一生没有成熟，不管善业不善业。啊，只要这一生的死心升起，那么这些都会成为无效业啊。</w:t>
+        <w:t>那么在当生成熟的时候。凡是这一生造下的第一个树。行星的业。如果你在这一生没有成熟，不管善业不善业。啊，只要这一生的死心升起，那么这些都会成为无效业啊。</w:t>
       </w:r>
     </w:p>
     <w:p>
@@ -3612,7 +3612,7 @@
         <w:rPr>
           <w:b w:val="0"/>
         </w:rPr>
-        <w:t>然而在无数的这种我们讲一个时间里面，会有无数的这个速行啊，无数的这个一心路升起啊，有许多喜欢许多欲望的这个地区速行心，那能够导致在地狱产生五蕴的那个生命的只有其中一个啊，就一个速行心。第七速行心啊，这个而不是好几个一起来产生结生的哈，产生结生的只有一个。速行心里面的业。那么其他的呢？其他剩下的第七个速行心呢，会资助他。在地狱里面啊，这个加剧他所受的苦啊，就是他是也是次生受业，只是不产生结生啊，但会延长他在地狱的生命和痛苦。那当这个生命在地狱结束的时候呢？</w:t>
+        <w:t>然而在无数的这种我们讲一个时间里面，会有无数的这个速行啊，无数的这个意门心路升起啊，有许多喜欢许多欲望的这个地区速行心，那能够导致在地狱产生五蕴的那个生命的只有其中一个啊，就一个速行心。第七速行心啊，这个而不是好几个一起来产生结生的哈，产生结生的只有一个。速行心里面的业。那么其他的呢？其他剩下的第七个速行心呢，会资助他。在地狱里面啊，这个加剧他所受的苦啊，就是他是也是次生受业，只是不产生结生啊，但会延长他在地狱的生命和痛苦。那当这个生命在地狱结束的时候呢？</w:t>
       </w:r>
     </w:p>
     <w:p>
@@ -3911,7 +3911,7 @@
         <w:rPr>
           <w:b w:val="0"/>
         </w:rPr>
-        <w:t>啊，就是因缘要成熟。虽然这个第一个速行心呢，它支柱后面的速行相应法，但是在整个速行。这个心路里面，它是七个速行心里面的力量最弱的一个。因为它是作为第一个速行心啊。他独自升起。它不像后面的这个次身和后后受业呢啊，它有前面的速行心给他重复缘的原理在资助它。因此他的果报呢，也是比较弱的。那么在这一生之外呢，就找不到他能够陈述的。</w:t>
+        <w:t>啊，就是因缘要成熟。虽然这个第一个速行心呢，它支柱后面的速行相应法，但是在整个速行。这个心路里面，它是七个速行心里面的力量最弱的一个。因为它是作为第一个速行心啊。他独自升起。它不像后面的这个次生受业和后后受业呢啊，它有前面的速行心给他重复缘的原理在资助它。因此他的果报呢，也是比较弱的。那么在这一生之外呢，就找不到他能够陈述的。</w:t>
       </w:r>
     </w:p>
     <w:p>
@@ -3934,7 +3934,7 @@
         <w:rPr>
           <w:b w:val="0"/>
         </w:rPr>
-        <w:t>合适的条件啊，西亚多基举例，就像单单一朵花啊，它只能在这个时候开花啊。啊。那这种花呢，它不能结果啊，这一类的业呢，啊也不能够在未来带来再生。相反的，次身和后后受业呢？因为他们有重复缘的力量，就意味着他的能力啊。能够在下一生或者更远的未来生产生果报。他有能力带来结生啊，乃至再生于天界或者地狱。那。业要产生果报呢，它有所谓的成就和失坏的条件啊，这个我们在最后再来讲。善业的相见果报啊。</w:t>
+        <w:t>合适的条件啊，西亚多基举例，就像单单一朵花啊，它只能在这个时候开花啊。啊。那这种花呢，它不能结果啊，这一类的业呢，啊也不能够在未来带来再生。相反的，次生受业和后后受业呢？因为他们有重复缘的力量，就意味着他的能力啊。能够在下一生或者更远的未来生产生果报。他有能力带来结生啊，乃至再生于天界或者地狱。那。业要产生果报呢，它有所谓的成就和失坏的条件啊，这个我们在最后再来讲。善业的相见果报啊。</w:t>
       </w:r>
     </w:p>
     <w:p>
@@ -3957,7 +3957,7 @@
         <w:rPr>
           <w:b w:val="0"/>
         </w:rPr>
-        <w:t>以布施善业为例，它能成为在单身带来物质财富的想法作业。但必须满足四个条件。那这种条件呢，是讲当下啊，就能出现的。第一个是对象具足就布施的对象呢，必须是一个能够入灭尽定的阿拉汉或不来圣者。好。资具具足呢，所布施的生活之具必须是如法获得的，这符合正语，正业正命。</w:t>
+        <w:t>以布施善业为例，它能成为在当生带来物质财富的现法受业。但必须满足四个条件。那这种条件呢，是讲当下啊，就能出现的。第一个是对象具足就布施的对象呢，必须是一个能够入灭尽定的阿拉汉或不来圣者。好。资具具足呢，所布施的生活之具必须是如法获得的，这符合正语，正业正命。</w:t>
       </w:r>
     </w:p>
     <w:p>
@@ -4135,7 +4135,7 @@
         <w:rPr>
           <w:b w:val="0"/>
         </w:rPr>
-        <w:t>现法受业呢，是指一条造业的速行当中，第一个速行心造下的业啊，因为在速行当中第一个升起。他没有得到重复缘的支持，所以他造业的思心所的力量最弱啊。他所造下的业呢，只能在单身成熟。如果单身不能成熟呢，就会成为无效业。</w:t>
+        <w:t>现法受业呢，是指一条造业的速行当中，第一个速行心造下的业啊，因为在速行当中第一个升起。他没有得到重复缘的支持，所以他造业的思心所的力量最弱啊。他所造下的业呢，只能在当生成熟。如果当生不能成熟呢，就会成为无效业。</w:t>
       </w:r>
     </w:p>
     <w:p>
@@ -4158,7 +4158,7 @@
         <w:rPr>
           <w:b w:val="0"/>
         </w:rPr>
-        <w:t>次生受业呢，是指一条造业的速行当中，第七个速行心造下的业。在善或不善的七个速行心当中，第一个速行心并没有得到重复缘的加强。同时，思心所刚刚第一次组织对该所源采取行动啊，所以各个心所之间的配合还不熟练，所以他的思心所所造下的业最弱。啊，第二个速行肌呢，会在第二个速行的基础上呢增强第三、第四第五第六个速行也同样啊，由于得到重复而越来越熟练有力。那我们在讲到重复缘的时候提到过，那么对于第七个速行心的强弱呢，有两种说法。</w:t>
+        <w:t>次生受业呢，是指一条造业的速行当中，第七个速行心造下的业。在善或不善的七个速行心当中，第一个速行心并没有得到重复缘的加强。同时，思心所刚刚第一次组织对该所源采取行动啊，所以各个心所之间的配合还不熟练，所以他的思心所所造下的业最弱。啊，第二个速行心呢，会在第二个速行的基础上呢增强第三、第四第五第六个速行也同样啊，由于得到重复而越来越熟练有力。那我们在讲到重复缘的时候提到过，那么对于第七个速行心的强弱呢，有两种说法。</w:t>
       </w:r>
     </w:p>
     <w:p>
@@ -4204,7 +4204,7 @@
         <w:rPr>
           <w:b w:val="0"/>
         </w:rPr>
-        <w:t>那无效业呢，有三种情况啊，第一个呢，是第一个，速行心造下的业，如果单身没有成熟，在这一期生命结束时就将成为无效业。第七个，速行心造下的业，将在造业之后的下一生成熟，若下一生没有成熟，也会成为无效业。包括佛陀独觉佛在内的阿拉汉圣者，在无余涅盘的时候，他们过去所有的善业，不善不善业都将成为无效业。另外，在一位初果圣者证得入流道的当下，所有不善业都将丧失在恶趣结生带来果报的能力啊。而不是所有的业都消失了，而是这一部分的能力就丧失了。</w:t>
+        <w:t>那无效业呢，有三种情况啊，第一个呢，是第一个，速行心造下的业，如果当生没有成熟，在这一期生命结束时就将成为无效业。第七个，速行心造下的业，将在造业之后的下一生成熟，若下一生没有成熟，也会成为无效业。包括佛陀独觉佛在内的阿拉汉圣者，在无余涅盘的时候，他们过去所有的善业，不善不善业都将成为无效业。另外，在一位初果圣者证得入流道的当下，所有不善业都将丧失在恶趣结生带来果报的能力啊。而不是所有的业都消失了，而是这一部分的能力就丧失了。</w:t>
       </w:r>
     </w:p>
     <w:p>

--- a/交付成果/第三轮修订版/第三轮4周版/读书会13_业与轮回_4周资料包（第三版修订）/Word版/第2周_业的成熟与善不善业_主持人版.docx
+++ b/交付成果/第三轮修订版/第三轮4周版/读书会13_业与轮回_4周资料包（第三版修订）/Word版/第2周_业的成熟与善不善业_主持人版.docx
@@ -3042,7 +3042,7 @@
         <w:rPr>
           <w:b w:val="0"/>
         </w:rPr>
-        <w:t>第四个业的划分呢，是以成熟的地方啊，就是令生啊，导致结生的啊。这个地方啊，那也是分成四个部分啊，一个是啊，不善趣啊，不善趣就是地狱恶鬼畜生啊，阿修罗。所有的不善趣的结生，我们知道它都是属于同一种心，就是不善果报的舍去推度心推度行啊，它只有十一个民法，</w:t>
+        <w:t>第四个业的划分呢，是以成熟的地方啊，就是令生啊，导致结生的啊。这个地方啊，那也是分成四个部分啊，一个是啊，不善趣啊，不善趣就是地狱恶鬼畜生啊，阿修罗。所有的不善趣的结生，我们知道它都是属于同一种心，就是不善果报的舍俱无因推度心啊，它只有十个心所，</w:t>
       </w:r>
     </w:p>
     <w:p>
@@ -3065,7 +3065,7 @@
         <w:rPr>
           <w:b w:val="0"/>
         </w:rPr>
-        <w:t>第二一个呢？啊，就是啊，欲界的善界生。欲界善界身呢，包括了人界和啊六种天界哦。那人界到六种天界的结生呢？啊，有九种结生心啊，一种呢是善果报的舍去推多性，另外就是八大善行。那善果报的舍去推脱心呢，就是无因的哈，那我们讲呢，如果是这样的果报呢，这结生心呢，它往往会诸根不具哈，就是五根发育不全或者先天痴呆。</w:t>
+        <w:t>第二一个呢？啊，就是啊，欲界善趣结生。欲界善趣呢，包括了人界和啊六种天界哦。那人界到六种天界的结生呢？啊，有九种结生心啊，一种呢是舍俱无因善果报推度心，另外就是八大果报心。那善果报的舍俱无因推度心呢，就是无因的哈，那我们讲呢，如果是这样的果报呢，这结生心呢，它往往会诸根不具哈，就是五根发育不全或者先天痴呆。</w:t>
       </w:r>
     </w:p>
     <w:p>
@@ -3134,7 +3134,7 @@
         <w:rPr>
           <w:b w:val="0"/>
         </w:rPr>
-        <w:t>而遇见呢？啊，他这个从。呃，舍去。推度的善果报心啊，到八大善心啊，导致这个七种生存地的生命啊。除了它本身的这个业的果报差别以外呢，那我们来看它的心啊，这个心的组成，心所的组成啊，它都是同样的这些类型啊。特别是关于这个。啊，这个。啊，人界啊，和天界的三阴节神啊，他也是大部分的这个地居天以上的天人啊，都是这个三阴结生生存地的不同，以及在生存地里面所受的果报的不同啊，除了跟他的善善业相关之外，也跟他的结生心的心所的数字有关。那我们最简单的来讲就是无因绝生，</w:t>
+        <w:t>而遇见呢？啊，他这个从。呃，舍去。推度的善果报心啊，到八大善心啊，导致这个七种生存地的生命啊。除了它本身的这个业的果报差别以外呢，那我们来看它的心啊，这个心的组成，心所的组成啊，它都是同样的这些类型啊。特别是关于这个。啊，这个。啊，人界啊，和天界的三因结生啊，他也是大部分的这个地居天以上的天人啊，都是这个三阴结生生存地的不同，以及在生存地里面所受的果报的不同啊，除了跟他的善善业相关之外，也跟他的结生心的心所的数字有关。那我们最简单的来讲就是无因结生，</w:t>
       </w:r>
     </w:p>
     <w:p>
@@ -3157,7 +3157,7 @@
         <w:rPr>
           <w:b w:val="0"/>
         </w:rPr>
-        <w:t>恶阴绝生跟三阴绝生啊，五阴绝生的人先天残疾啊，这个而且先天的智障啊，</w:t>
+        <w:t>二因结生跟三因结生啊，无因结生的人先天残疾啊，这个而且先天的智障啊，</w:t>
       </w:r>
     </w:p>
     <w:p>
@@ -3180,7 +3180,7 @@
         <w:rPr>
           <w:b w:val="0"/>
         </w:rPr>
-        <w:t>那为什么他没有无贪无嗔无痴？我们在因缘的阶段的时候都讲过了啊。那么，恶因结生呢，他没有慧根。没有慧根呢，他不但这一生一定挣不了禅，那而且呢，他这个要学习一样新东西是不容易，为什么呢？因为他没有这个先天的根本质。没有与生俱来的慧根啊。呃，没有与生俱来的慧根，所以那么我们在造作善行的时候，虽然我们造可能造作很多的大的善行，但是你如果没有带着因果志啊去照做的话，那么就很有可能你只是随着人家人家说这个好那个好，就去啊。</w:t>
+        <w:t>那为什么他没有无贪无嗔无痴？我们在因缘的阶段的时候都讲过了啊。那么，恶因结生呢，他没有慧根。没有慧根呢，他不但这一生必定无法证得禅那，那而且呢，他这个要学习一样新东西是不容易，为什么呢？因为他没有这个先天的根本智。没有与生俱来的慧根啊。呃，没有与生俱来的慧根，所以那么我们在造作善行的时候，虽然我们造可能造作很多的大的善行，但是你如果没有带着因果智啊去造作的话，那么就很有可能你只是随着人家人家说这个好那个好，就去啊。</w:t>
       </w:r>
     </w:p>
     <w:p>
@@ -3203,7 +3203,7 @@
         <w:rPr>
           <w:b w:val="0"/>
         </w:rPr>
-        <w:t>那么那一生呢，我们要想啊，有很好的学习或者获得三轮法，这是很困难的。好，今天我们就先。讲到这里哈，明天我们再讲四种啊成就和四种。释怀啊，嗯，好，祝大家快乐，萨度萨度萨度。</w:t>
+        <w:t>那么那一生呢，我们要想啊，有很好的学习或者获得三轮法，这是很困难的。好，今天我们就先。讲到这里哈，明天我们再讲四种成就和四种失坏，嗯，好，祝大家快乐，萨度萨度萨度。</w:t>
       </w:r>
     </w:p>
     <w:p>
@@ -3474,7 +3474,7 @@
         <w:rPr>
           <w:b w:val="0"/>
         </w:rPr>
-        <w:t>我们讲的这个啊。前面要么第四条，五门之后的第四条，或者是五门之后的第七条。这个速行心路当中的第一个啊。啊第一个不上失或者丧失啊。嗯。当某一个具体的业被造下，比如说你去布施或持戒啊，或者你去这个做了一件不好的事情。就有许许多多亿万的这样的第一个速行心。啊，身体灭去。那些遇到合适因缘会在啊同一个名色相聚流里面啊，就在今生，它可以在今生。带来果报，</w:t>
+        <w:t>我们讲的这个啊。前面要么第四条，五门之后的第四条，或者是五门之后的第七条。这个速行心路当中的第一个啊。啊第一个不善的或者善的啊。嗯。当某一个具体的业被造下，比如说你去布施或持戒啊，或者你去这个做了一件不好的事情。就有许许多多亿万的这样的第一个速行心。啊，身体灭去。那些遇到合适因缘会在啊同一个名色相聚流里面啊，就在今生，它可以在今生。带来果报，</w:t>
       </w:r>
     </w:p>
     <w:p>
@@ -3543,7 +3543,7 @@
         <w:rPr>
           <w:b w:val="0"/>
         </w:rPr>
-        <w:t>啊，现法受业是第一个速行心的。那我们讲。这个。第二个啊，就次生受业。次生受业呢，它是。第七个速行心当中哈的这个。不上失或者丧失。它是处于我们这一串的。七个相同速行心的最后一个。也就意味着这一串速行的行为到此为止。啊因此呢，</w:t>
+        <w:t>啊，现法受业是第一个速行心的。那我们讲。这个。第二个啊，就次生受业。次生受业呢，它是。第七个速行心当中哈的这个。不善的或者善的。它是处于我们这一串的。七个相同速行心的最后一个。也就意味着这一串速行的行为到此为止。啊因此呢，</w:t>
       </w:r>
     </w:p>
     <w:p>
@@ -3566,7 +3566,7 @@
         <w:rPr>
           <w:b w:val="0"/>
         </w:rPr>
-        <w:t>经典里面讲叫目标达成。啊，达成。目标达成的速行心。这个速行心达成了行为者。是持戒布施禅修的目标，或者是犯戒啊的目标。前面六个修行心呢，是以重复来强化强化这第七个速行性啊，使它获得足够的力量而成为真正的业，能够带来果报呢，是次生受业。当然也有观点认为它这个业呢是第二弱的啊啊，那帕尔西亚多在业的运作里面呢，啊说这个次身这个是第七个速行是最强的。那任何一个。具体的业去造作的时候呢，都有。这个。许多万亿的第七个速行心之失生灭，那么。遇到合适的因缘呢，将会在下一生啊，将会在下一生产生果报。</w:t>
+        <w:t>经典里面讲叫目标达成。啊，达成。目标达成的速行心。这个速行心达成了行为者。是持戒布施禅修的目标，或者是犯戒啊的目标。前面六个速行心呢，是以重复来强化强化这第七个速行心啊，使它获得足够的力量而成为真正的业，能够带来果报呢，是次生受业。当然也有观点认为它这个业呢是第二弱的啊啊，那帕奥西亚多在业的运作里面呢，啊说这个次身这个是第七个速行是最强的。那任何一个。具体的业去造作的时候呢，都有。这个。许多万亿的第七个速行心之失生灭，那么。遇到合适的因缘呢，将会在下一生啊，将会在下一生产生果报。</w:t>
       </w:r>
     </w:p>
     <w:p>
@@ -3727,7 +3727,7 @@
         <w:rPr>
           <w:b w:val="0"/>
         </w:rPr>
-        <w:t>速行心里面，第一个速行心在这一生可能有机会成熟。第七个速行心的业。他可能在下一生成为学生，也可能在下一生。成熟如果不是这样，那这一生过了这一生，现法受业就无效啊。过了下一生，次生受业的这个业呢，也就成为无效。而这个二到六的这个速行呢，是尽未来际啊，它都可以成为。结生的令生业啊，也可以成为他生命当中的啊，这个导致他的五蕴这个快乐或者受苦的业，这样好。</w:t>
+        <w:t>速行心里面，第一个速行心在这一生可能有机会成熟。第七个速行心的业。他可能在下一生成为结生，也可能在下一生。成熟如果不是这样，那这一生过了这一生，现法受业就无效啊。过了下一生，次生受业的这个业呢，也就成为无效。而这个二到六的这个速行呢，是尽未来际啊，它都可以成为。结生的令生业啊，也可以成为他生命当中的啊，这个导致他的五蕴这个快乐或者受苦的业，这样好。</w:t>
       </w:r>
     </w:p>
     <w:p>
@@ -3888,7 +3888,7 @@
         <w:rPr>
           <w:b w:val="0"/>
         </w:rPr>
-        <w:t>那这样的一些果报呢，都是属于啊这这一类型的业，好从时间效用上来看啊，它有现法受业，次生受业和后后受业。如果没有特殊的姻缘呢，啊，他都有。只要遇到合适的姻缘呢，他都有机会成熟好。啊，那我们现在简单来学一下有些。现身受业的现见果报啊。我们讲现世报。啊，他有什么样的条件。什么条件下现法受业能产生果报呢？当有两个条件具足的时候呢，它将能产生果报。第一个是没有遇到不可抗的反对者，或就没有更强的也能够胜过他。第二个呢，是遇到合适的姻缘。就是要产生果报的业，正是能产生这个果报的那一类的业。</w:t>
+        <w:t>那这样的一些果报呢，都是属于啊这这一类型的业，好从时间效用上来看啊，它有现法受业，次生受业和后后受业。如果没有特殊的姻缘呢，啊，他都有。只要遇到合适的姻缘呢，他都有机会成熟好。啊，那我们现在简单来学一下有些。现身受业的现见果报啊。我们讲现世报。啊，他有什么样的条件。什么条件下现法受业能产生果报呢？当有两个条件具足的时候呢，它将能产生果报。第一个是没有遇到不可抗的反对者，或就没有更强的也能够胜过他。第二个呢，是遇到合适的因缘。就是要产生果报的业，正是能产生这个果报的那一类的业。</w:t>
       </w:r>
     </w:p>
     <w:p>
@@ -3934,7 +3934,7 @@
         <w:rPr>
           <w:b w:val="0"/>
         </w:rPr>
-        <w:t>合适的条件啊，西亚多基举例，就像单单一朵花啊，它只能在这个时候开花啊。啊。那这种花呢，它不能结果啊，这一类的业呢，啊也不能够在未来带来再生。相反的，次生受业和后后受业呢？因为他们有重复缘的力量，就意味着他的能力啊。能够在下一生或者更远的未来生产生果报。他有能力带来结生啊，乃至再生于天界或者地狱。那。业要产生果报呢，它有所谓的成就和失坏的条件啊，这个我们在最后再来讲。善业的相见果报啊。</w:t>
+        <w:t>合适的条件啊，西亚多举例，就像单单一朵花啊，它只能在这个时候开花啊。啊。那这种花呢，它不能结果啊，这一类的业呢，啊也不能够在未来带来再生。相反的，次生受业和后后受业呢？因为他们有重复缘的力量，就意味着他的能力啊。能够在下一生或者更远的未来生产生果报。他有能力带来结生啊，乃至再生于天界或者地狱。那。业要产生果报呢，它有所谓的成就和失坏的条件啊，这个我们在最后再来讲。善业的相见果报啊。</w:t>
       </w:r>
     </w:p>
     <w:p>
@@ -3980,7 +3980,7 @@
         <w:rPr>
           <w:b w:val="0"/>
         </w:rPr>
-        <w:t>第三个是思具足，有布施者的施必须是清净无染的，在布施的前，布施的中和布施的后，内心欢喜不被染着，执着愤怒能染污，对受施者不求任何回报。那额外具足呢，就受施者必须是一位刚出灭尽定的阿拉汉或不来圣者。我们前面的这个对象具足，是他能够有这样的能力进去，那额外具足呢，他必须是刚刚出灭尽定。如果这四种具足都现前呢，那么这个布施呢，相应的第一个速行性之师啊，就可以成为他立即受业哈产生作用。那当然就是仅仅是这个四个因素还不够，这个布施者呢，还需要在过去生已累积足够的善业，</w:t>
+        <w:t>第三个是思具足，有布施者的施必须是清净无染的，在布施的前，布施的中和布施的后，内心欢喜不被染着，执着愤怒能染污，对受施者不求任何回报。那额外具足呢，就受施者必须是一位刚出灭尽定的阿拉汉或不来圣者。我们前面的这个对象具足，是他能够有这样的能力进去，那额外具足呢，他必须是刚刚出灭尽定。如果这四种具足都现前呢，那么这个布施呢，相应的第一个速行心之思啊，就可以成为他立即受业哈产生作用。那当然就是仅仅是这个四个因素还不够，这个布施者呢，还需要在过去生已累积足够的善业，</w:t>
       </w:r>
     </w:p>
     <w:p>
@@ -8299,7 +8299,7 @@
         <w:rPr>
           <w:b w:val="0"/>
         </w:rPr>
-        <w:t>这是行啊。那零呢？就是包括了所有的十六种官制。这些这些官制呢，是指能够导向，不带来再生的官制，这样才算明。那也有一些人，他并不是。啊，为了解脱而修这种观法，那不算名啊。嗯。那么对于名和行呢啊，不管是雷迪西亚多还是帕尔西亚多啊，都是教导我们必须平衡。啊，古大德，都说明呢，相当于我们的慧眼眼睛呢，行呢，是你的脚啊。因此呢，</w:t>
+        <w:t>这是行啊。那零呢？就是包括了所有的十六种官制。这些这些官制呢，是指能够导向，不带来再生的官制，这样才算明。那也有一些人，他并不是。啊，为了解脱而修这种观法，那不算名啊。嗯。那么对于名和行呢啊，不管是雷迪西亚多还是帕奥西亚多啊，都是教导我们必须平衡。啊，古大德，都说明呢，相当于我们的慧眼眼睛呢，行呢，是你的脚啊。因此呢，</w:t>
       </w:r>
     </w:p>
     <w:p>
